--- a/CEP.docx
+++ b/CEP.docx
@@ -4,209 +4,12 @@
   <w:body>
     <w:p>
       <w:pPr>
-        <w:spacing w:before="100" w:beforeAutospacing="1" w:after="100" w:afterAutospacing="1" w:line="240" w:lineRule="auto"/>
-        <w:outlineLvl w:val="2"/>
-        <w:rPr>
-          <w:rFonts w:ascii="Times New Roman" w:eastAsia="Times New Roman" w:hAnsi="Times New Roman" w:cs="Times New Roman"/>
-          <w:b/>
-          <w:bCs/>
-          <w:sz w:val="27"/>
-          <w:szCs w:val="27"/>
-        </w:rPr>
-      </w:pPr>
-      <w:r>
-        <w:rPr>
-          <w:rFonts w:ascii="Times New Roman" w:eastAsia="Times New Roman" w:hAnsi="Times New Roman" w:cs="Times New Roman"/>
-          <w:b/>
-          <w:bCs/>
-          <w:sz w:val="27"/>
-          <w:szCs w:val="27"/>
-        </w:rPr>
-        <w:t>1. Business Requirements, Challenges, and Limitations</w:t>
-      </w:r>
-    </w:p>
-    <w:p>
-      <w:pPr>
-        <w:spacing w:before="100" w:beforeAutospacing="1" w:after="100" w:afterAutospacing="1" w:line="240" w:lineRule="auto"/>
-        <w:rPr>
-          <w:rFonts w:ascii="Times New Roman" w:eastAsia="Times New Roman" w:hAnsi="Times New Roman" w:cs="Times New Roman"/>
-          <w:sz w:val="24"/>
-          <w:szCs w:val="24"/>
-        </w:rPr>
-      </w:pPr>
-      <w:r>
-        <w:rPr>
-          <w:rFonts w:ascii="Times New Roman" w:eastAsia="Times New Roman" w:hAnsi="Times New Roman" w:cs="Times New Roman"/>
-          <w:b/>
-          <w:bCs/>
-          <w:sz w:val="24"/>
-          <w:szCs w:val="24"/>
-        </w:rPr>
-        <w:t>Business Requirements:</w:t>
-      </w:r>
-      <w:r>
-        <w:rPr>
-          <w:rFonts w:ascii="Times New Roman" w:eastAsia="Times New Roman" w:hAnsi="Times New Roman" w:cs="Times New Roman"/>
-          <w:sz w:val="24"/>
-          <w:szCs w:val="24"/>
-        </w:rPr>
-        <w:t xml:space="preserve"> The Real Estate Management System (REMS V2) operates on a commercial Agency/Brokerage model. The core requirements include managing property inventories (tracking area, dimensions, and demand price), automating a client directory using phone numbers as unique identifiers, and maintaining a strict transaction ledger. Unlike standard systems, it calculates agency revenue strictly based on the earned commission per deal rather than the total property value.</w:t>
-      </w:r>
-    </w:p>
-    <w:p>
-      <w:pPr>
-        <w:spacing w:before="100" w:beforeAutospacing="1" w:after="100" w:afterAutospacing="1" w:line="240" w:lineRule="auto"/>
-        <w:rPr>
-          <w:rFonts w:ascii="Times New Roman" w:eastAsia="Times New Roman" w:hAnsi="Times New Roman" w:cs="Times New Roman"/>
-          <w:sz w:val="24"/>
-          <w:szCs w:val="24"/>
-        </w:rPr>
-      </w:pPr>
-      <w:r>
-        <w:rPr>
-          <w:rFonts w:ascii="Times New Roman" w:eastAsia="Times New Roman" w:hAnsi="Times New Roman" w:cs="Times New Roman"/>
-          <w:b/>
-          <w:bCs/>
-          <w:sz w:val="24"/>
-          <w:szCs w:val="24"/>
-        </w:rPr>
-        <w:t>Problem &amp; Challenge:</w:t>
-      </w:r>
-      <w:r>
-        <w:rPr>
-          <w:rFonts w:ascii="Times New Roman" w:eastAsia="Times New Roman" w:hAnsi="Times New Roman" w:cs="Times New Roman"/>
-          <w:sz w:val="24"/>
-          <w:szCs w:val="24"/>
-        </w:rPr>
-        <w:t xml:space="preserve"> The primary challenge was designing a robust, interconnected architecture that links sellers, buyers, and properties in a single transaction without data redundancy. Additionally, structuring the database to eliminate update anomalies (specifically in scheduling client meetings) required strict adherence to normalization principles up to BCNF.</w:t>
-      </w:r>
-    </w:p>
-    <w:p>
-      <w:pPr>
-        <w:spacing w:before="100" w:beforeAutospacing="1" w:after="100" w:afterAutospacing="1" w:line="240" w:lineRule="auto"/>
-        <w:rPr>
-          <w:rFonts w:ascii="Times New Roman" w:eastAsia="Times New Roman" w:hAnsi="Times New Roman" w:cs="Times New Roman"/>
-          <w:sz w:val="24"/>
-          <w:szCs w:val="24"/>
-        </w:rPr>
-      </w:pPr>
-      <w:r>
-        <w:rPr>
-          <w:rFonts w:ascii="Times New Roman" w:eastAsia="Times New Roman" w:hAnsi="Times New Roman" w:cs="Times New Roman"/>
-          <w:b/>
-          <w:bCs/>
-          <w:sz w:val="24"/>
-          <w:szCs w:val="24"/>
-        </w:rPr>
-        <w:t>System Limitations:</w:t>
-      </w:r>
-      <w:r>
-        <w:rPr>
-          <w:rFonts w:ascii="Times New Roman" w:eastAsia="Times New Roman" w:hAnsi="Times New Roman" w:cs="Times New Roman"/>
-          <w:sz w:val="24"/>
-          <w:szCs w:val="24"/>
-        </w:rPr>
-        <w:t xml:space="preserve"> The current iteration of REMS has two notable limitations:</w:t>
-      </w:r>
-    </w:p>
-    <w:p>
-      <w:pPr>
-        <w:numPr>
-          <w:ilvl w:val="0"/>
-          <w:numId w:val="1"/>
-        </w:numPr>
-        <w:spacing w:before="100" w:beforeAutospacing="1" w:after="100" w:afterAutospacing="1" w:line="240" w:lineRule="auto"/>
-        <w:rPr>
-          <w:rFonts w:ascii="Times New Roman" w:eastAsia="Times New Roman" w:hAnsi="Times New Roman" w:cs="Times New Roman"/>
-          <w:sz w:val="24"/>
-          <w:szCs w:val="24"/>
-        </w:rPr>
-      </w:pPr>
-      <w:r>
-        <w:rPr>
-          <w:rFonts w:ascii="Times New Roman" w:eastAsia="Times New Roman" w:hAnsi="Times New Roman" w:cs="Times New Roman"/>
-          <w:b/>
-          <w:bCs/>
-          <w:sz w:val="24"/>
-          <w:szCs w:val="24"/>
-        </w:rPr>
-        <w:t>Platform Restriction:</w:t>
-      </w:r>
-      <w:r>
-        <w:rPr>
-          <w:rFonts w:ascii="Times New Roman" w:eastAsia="Times New Roman" w:hAnsi="Times New Roman" w:cs="Times New Roman"/>
-          <w:sz w:val="24"/>
-          <w:szCs w:val="24"/>
-        </w:rPr>
-        <w:t xml:space="preserve"> The user interface is heavily optimized for desktop use, and a responsive mobile version has not yet been designed.</w:t>
-      </w:r>
-    </w:p>
-    <w:p>
-      <w:pPr>
-        <w:numPr>
-          <w:ilvl w:val="0"/>
-          <w:numId w:val="1"/>
-        </w:numPr>
-        <w:spacing w:before="100" w:beforeAutospacing="1" w:after="100" w:afterAutospacing="1" w:line="240" w:lineRule="auto"/>
-        <w:rPr>
-          <w:rFonts w:ascii="Times New Roman" w:eastAsia="Times New Roman" w:hAnsi="Times New Roman" w:cs="Times New Roman"/>
-          <w:sz w:val="24"/>
-          <w:szCs w:val="24"/>
-        </w:rPr>
-      </w:pPr>
-      <w:r>
-        <w:rPr>
-          <w:rFonts w:ascii="Times New Roman" w:eastAsia="Times New Roman" w:hAnsi="Times New Roman" w:cs="Times New Roman"/>
-          <w:b/>
-          <w:bCs/>
-          <w:sz w:val="24"/>
-          <w:szCs w:val="24"/>
-        </w:rPr>
-        <w:t>Financial Tracking:</w:t>
-      </w:r>
-      <w:r>
-        <w:rPr>
-          <w:rFonts w:ascii="Times New Roman" w:eastAsia="Times New Roman" w:hAnsi="Times New Roman" w:cs="Times New Roman"/>
-          <w:sz w:val="24"/>
-          <w:szCs w:val="24"/>
-        </w:rPr>
-        <w:t xml:space="preserve"> The transaction module currently only records one-time, full-payment deals. It lacks the functionality to record and track deals where payments are received in parts or installments over a period of time.</w:t>
-      </w:r>
-    </w:p>
-    <w:p>
-      <w:r>
-        <w:br/>
-      </w:r>
-      <w:r>
-        <w:br/>
-      </w:r>
-      <w:r>
-        <w:br/>
-      </w:r>
-      <w:r>
-        <w:br/>
-      </w:r>
-      <w:r>
-        <w:br/>
-      </w:r>
-    </w:p>
-    <w:p/>
-    <w:p/>
-    <w:p/>
-    <w:p/>
-    <w:p/>
-    <w:p/>
-    <w:p/>
-    <w:p/>
-    <w:p/>
-    <w:p/>
-    <w:p/>
-    <w:p>
-      <w:pPr>
         <w:pStyle w:val="Heading3"/>
       </w:pPr>
       <w:r>
-        <w:lastRenderedPageBreak/>
+        <w:t>-</w:t>
+      </w:r>
+      <w:r>
         <w:t>1. Business Requirements, Challenges, and Limitations</w:t>
       </w:r>
     </w:p>
@@ -379,9 +182,2109 @@
       </w:r>
     </w:p>
     <w:p>
+      <w:pPr>
+        <w:pStyle w:val="NormalWeb"/>
+      </w:pPr>
+    </w:p>
+    <w:p>
+      <w:pPr>
+        <w:pStyle w:val="NormalWeb"/>
+      </w:pPr>
+    </w:p>
+    <w:p>
+      <w:pPr>
+        <w:pStyle w:val="Heading3"/>
+      </w:pPr>
+      <w:r>
+        <w:lastRenderedPageBreak/>
+        <w:t>4. Functional Dependencies</w:t>
+      </w:r>
+    </w:p>
+    <w:p>
+      <w:pPr>
+        <w:pStyle w:val="NormalWeb"/>
+      </w:pPr>
+      <w:r>
+        <w:t>Functional dependencies (FDs) define the relationships where one attribute uniquely determines the value of another. In the REMS V2 database architecture, all non-key attributes are fully functionally dependent on their respective primary keys, ensuring strict data integrity. The primary dependencies are as follows:</w:t>
+      </w:r>
+    </w:p>
+    <w:p>
+      <w:pPr>
+        <w:pStyle w:val="NormalWeb"/>
+        <w:numPr>
+          <w:ilvl w:val="0"/>
+          <w:numId w:val="8"/>
+        </w:numPr>
+      </w:pPr>
+      <w:r>
+        <w:rPr>
+          <w:b/>
+          <w:bCs/>
+        </w:rPr>
+        <w:t>Customers:</w:t>
+      </w:r>
+      <w:r>
+        <w:t xml:space="preserve"> </w:t>
+      </w:r>
+      <w:proofErr w:type="spellStart"/>
+      <w:r>
+        <w:rPr>
+          <w:rStyle w:val="HTMLCode"/>
+          <w:rFonts w:eastAsiaTheme="majorEastAsia"/>
+        </w:rPr>
+        <w:t>Customer_ID</w:t>
+      </w:r>
+      <w:proofErr w:type="spellEnd"/>
+      <w:r>
+        <w:rPr>
+          <w:rStyle w:val="HTMLCode"/>
+          <w:rFonts w:eastAsiaTheme="majorEastAsia"/>
+        </w:rPr>
+        <w:t xml:space="preserve"> → Name, Phone</w:t>
+      </w:r>
+    </w:p>
+    <w:p>
+      <w:pPr>
+        <w:pStyle w:val="NormalWeb"/>
+        <w:numPr>
+          <w:ilvl w:val="0"/>
+          <w:numId w:val="8"/>
+        </w:numPr>
+      </w:pPr>
+      <w:r>
+        <w:rPr>
+          <w:b/>
+          <w:bCs/>
+        </w:rPr>
+        <w:t>Properties:</w:t>
+      </w:r>
+      <w:r>
+        <w:t xml:space="preserve"> </w:t>
+      </w:r>
+      <w:proofErr w:type="spellStart"/>
+      <w:r>
+        <w:rPr>
+          <w:rStyle w:val="HTMLCode"/>
+          <w:rFonts w:eastAsiaTheme="majorEastAsia"/>
+        </w:rPr>
+        <w:t>Property_ID</w:t>
+      </w:r>
+      <w:proofErr w:type="spellEnd"/>
+      <w:r>
+        <w:rPr>
+          <w:rStyle w:val="HTMLCode"/>
+          <w:rFonts w:eastAsiaTheme="majorEastAsia"/>
+        </w:rPr>
+        <w:t xml:space="preserve"> → </w:t>
+      </w:r>
+      <w:proofErr w:type="spellStart"/>
+      <w:r>
+        <w:rPr>
+          <w:rStyle w:val="HTMLCode"/>
+          <w:rFonts w:eastAsiaTheme="majorEastAsia"/>
+        </w:rPr>
+        <w:t>Property_Type</w:t>
+      </w:r>
+      <w:proofErr w:type="spellEnd"/>
+      <w:r>
+        <w:rPr>
+          <w:rStyle w:val="HTMLCode"/>
+          <w:rFonts w:eastAsiaTheme="majorEastAsia"/>
+        </w:rPr>
+        <w:t xml:space="preserve">, Area, Address, Dimensions, Price, Status, </w:t>
+      </w:r>
+      <w:proofErr w:type="spellStart"/>
+      <w:r>
+        <w:rPr>
+          <w:rStyle w:val="HTMLCode"/>
+          <w:rFonts w:eastAsiaTheme="majorEastAsia"/>
+        </w:rPr>
+        <w:t>Owner_ID</w:t>
+      </w:r>
+      <w:proofErr w:type="spellEnd"/>
+    </w:p>
+    <w:p>
+      <w:pPr>
+        <w:pStyle w:val="NormalWeb"/>
+        <w:numPr>
+          <w:ilvl w:val="0"/>
+          <w:numId w:val="8"/>
+        </w:numPr>
+      </w:pPr>
+      <w:r>
+        <w:rPr>
+          <w:b/>
+          <w:bCs/>
+        </w:rPr>
+        <w:t>Transactions:</w:t>
+      </w:r>
+      <w:r>
+        <w:t xml:space="preserve"> </w:t>
+      </w:r>
+      <w:proofErr w:type="spellStart"/>
+      <w:r>
+        <w:rPr>
+          <w:rStyle w:val="HTMLCode"/>
+          <w:rFonts w:eastAsiaTheme="majorEastAsia"/>
+        </w:rPr>
+        <w:t>Transaction_ID</w:t>
+      </w:r>
+      <w:proofErr w:type="spellEnd"/>
+      <w:r>
+        <w:rPr>
+          <w:rStyle w:val="HTMLCode"/>
+          <w:rFonts w:eastAsiaTheme="majorEastAsia"/>
+        </w:rPr>
+        <w:t xml:space="preserve"> → </w:t>
+      </w:r>
+      <w:proofErr w:type="spellStart"/>
+      <w:r>
+        <w:rPr>
+          <w:rStyle w:val="HTMLCode"/>
+          <w:rFonts w:eastAsiaTheme="majorEastAsia"/>
+        </w:rPr>
+        <w:t>Property_ID</w:t>
+      </w:r>
+      <w:proofErr w:type="spellEnd"/>
+      <w:r>
+        <w:rPr>
+          <w:rStyle w:val="HTMLCode"/>
+          <w:rFonts w:eastAsiaTheme="majorEastAsia"/>
+        </w:rPr>
+        <w:t xml:space="preserve">, </w:t>
+      </w:r>
+      <w:proofErr w:type="spellStart"/>
+      <w:r>
+        <w:rPr>
+          <w:rStyle w:val="HTMLCode"/>
+          <w:rFonts w:eastAsiaTheme="majorEastAsia"/>
+        </w:rPr>
+        <w:t>Seller_ID</w:t>
+      </w:r>
+      <w:proofErr w:type="spellEnd"/>
+      <w:r>
+        <w:rPr>
+          <w:rStyle w:val="HTMLCode"/>
+          <w:rFonts w:eastAsiaTheme="majorEastAsia"/>
+        </w:rPr>
+        <w:t xml:space="preserve">, </w:t>
+      </w:r>
+      <w:proofErr w:type="spellStart"/>
+      <w:r>
+        <w:rPr>
+          <w:rStyle w:val="HTMLCode"/>
+          <w:rFonts w:eastAsiaTheme="majorEastAsia"/>
+        </w:rPr>
+        <w:t>Buyer_ID</w:t>
+      </w:r>
+      <w:proofErr w:type="spellEnd"/>
+      <w:r>
+        <w:rPr>
+          <w:rStyle w:val="HTMLCode"/>
+          <w:rFonts w:eastAsiaTheme="majorEastAsia"/>
+        </w:rPr>
+        <w:t xml:space="preserve">, </w:t>
+      </w:r>
+      <w:proofErr w:type="spellStart"/>
+      <w:r>
+        <w:rPr>
+          <w:rStyle w:val="HTMLCode"/>
+          <w:rFonts w:eastAsiaTheme="majorEastAsia"/>
+        </w:rPr>
+        <w:t>Deal_Price</w:t>
+      </w:r>
+      <w:proofErr w:type="spellEnd"/>
+      <w:r>
+        <w:rPr>
+          <w:rStyle w:val="HTMLCode"/>
+          <w:rFonts w:eastAsiaTheme="majorEastAsia"/>
+        </w:rPr>
+        <w:t xml:space="preserve">, </w:t>
+      </w:r>
+      <w:proofErr w:type="spellStart"/>
+      <w:r>
+        <w:rPr>
+          <w:rStyle w:val="HTMLCode"/>
+          <w:rFonts w:eastAsiaTheme="majorEastAsia"/>
+        </w:rPr>
+        <w:t>Agency_Commission</w:t>
+      </w:r>
+      <w:proofErr w:type="spellEnd"/>
+      <w:r>
+        <w:rPr>
+          <w:rStyle w:val="HTMLCode"/>
+          <w:rFonts w:eastAsiaTheme="majorEastAsia"/>
+        </w:rPr>
+        <w:t>, Date</w:t>
+      </w:r>
+    </w:p>
+    <w:p>
+      <w:pPr>
+        <w:pStyle w:val="NormalWeb"/>
+        <w:numPr>
+          <w:ilvl w:val="0"/>
+          <w:numId w:val="8"/>
+        </w:numPr>
+      </w:pPr>
+      <w:r>
+        <w:rPr>
+          <w:b/>
+          <w:bCs/>
+        </w:rPr>
+        <w:t>Meetings:</w:t>
+      </w:r>
+      <w:r>
+        <w:t xml:space="preserve"> </w:t>
+      </w:r>
+      <w:proofErr w:type="spellStart"/>
+      <w:r>
+        <w:rPr>
+          <w:rStyle w:val="HTMLCode"/>
+          <w:rFonts w:eastAsiaTheme="majorEastAsia"/>
+        </w:rPr>
+        <w:t>Meeting_ID</w:t>
+      </w:r>
+      <w:proofErr w:type="spellEnd"/>
+      <w:r>
+        <w:rPr>
+          <w:rStyle w:val="HTMLCode"/>
+          <w:rFonts w:eastAsiaTheme="majorEastAsia"/>
+        </w:rPr>
+        <w:t xml:space="preserve"> → </w:t>
+      </w:r>
+      <w:proofErr w:type="spellStart"/>
+      <w:r>
+        <w:rPr>
+          <w:rStyle w:val="HTMLCode"/>
+          <w:rFonts w:eastAsiaTheme="majorEastAsia"/>
+        </w:rPr>
+        <w:t>Customer_ID</w:t>
+      </w:r>
+      <w:proofErr w:type="spellEnd"/>
+      <w:r>
+        <w:rPr>
+          <w:rStyle w:val="HTMLCode"/>
+          <w:rFonts w:eastAsiaTheme="majorEastAsia"/>
+        </w:rPr>
+        <w:t xml:space="preserve">, </w:t>
+      </w:r>
+      <w:proofErr w:type="spellStart"/>
+      <w:r>
+        <w:rPr>
+          <w:rStyle w:val="HTMLCode"/>
+          <w:rFonts w:eastAsiaTheme="majorEastAsia"/>
+        </w:rPr>
+        <w:t>Meeting_Date</w:t>
+      </w:r>
+      <w:proofErr w:type="spellEnd"/>
+      <w:r>
+        <w:rPr>
+          <w:rStyle w:val="HTMLCode"/>
+          <w:rFonts w:eastAsiaTheme="majorEastAsia"/>
+        </w:rPr>
+        <w:t xml:space="preserve">, </w:t>
+      </w:r>
+      <w:proofErr w:type="spellStart"/>
+      <w:r>
+        <w:rPr>
+          <w:rStyle w:val="HTMLCode"/>
+          <w:rFonts w:eastAsiaTheme="majorEastAsia"/>
+        </w:rPr>
+        <w:t>Meeting_Time</w:t>
+      </w:r>
+      <w:proofErr w:type="spellEnd"/>
+      <w:r>
+        <w:rPr>
+          <w:rStyle w:val="HTMLCode"/>
+          <w:rFonts w:eastAsiaTheme="majorEastAsia"/>
+        </w:rPr>
+        <w:t>, Comments, Status</w:t>
+      </w:r>
+    </w:p>
+    <w:p>
+      <w:pPr>
+        <w:pStyle w:val="NormalWeb"/>
+      </w:pPr>
+      <w:r>
+        <w:t>By structuring the tables so that every determinant is a primary candidate key, the database completely eliminates both partial and transitive dependencies.</w:t>
+      </w:r>
+    </w:p>
+    <w:p>
+      <w:pPr>
+        <w:pStyle w:val="NormalWeb"/>
+      </w:pPr>
+    </w:p>
+    <w:p>
+      <w:pPr>
+        <w:pStyle w:val="Heading3"/>
+      </w:pPr>
+      <w:r>
+        <w:t>5. Process of Normalization (1NF to BCNF)</w:t>
+      </w:r>
+    </w:p>
+    <w:p>
+      <w:pPr>
+        <w:pStyle w:val="NormalWeb"/>
+      </w:pPr>
+      <w:r>
+        <w:t xml:space="preserve">Normalization is the process of organizing data to reduce redundancy and improve data integrity. In this project, we transformed an </w:t>
+      </w:r>
+      <w:proofErr w:type="spellStart"/>
+      <w:r>
+        <w:t>unnormalized</w:t>
+      </w:r>
+      <w:proofErr w:type="spellEnd"/>
+      <w:r>
+        <w:t xml:space="preserve"> data structure into a fully normalized relational database.</w:t>
+      </w:r>
+    </w:p>
+    <w:p>
+      <w:pPr>
+        <w:pStyle w:val="Heading4"/>
+      </w:pPr>
+      <w:r>
+        <w:t>Stage 1: First Normal Form (1NF)</w:t>
+      </w:r>
+    </w:p>
+    <w:p>
+      <w:pPr>
+        <w:pStyle w:val="NormalWeb"/>
+      </w:pPr>
+      <w:r>
+        <w:rPr>
+          <w:b/>
+          <w:bCs/>
+        </w:rPr>
+        <w:t>Rule:</w:t>
+      </w:r>
+      <w:r>
+        <w:t xml:space="preserve"> Every attribute must be atomic (indivisible), and there should be no repeating groups. Each table must have a Primary Key (PK). </w:t>
+      </w:r>
+      <w:r>
+        <w:rPr>
+          <w:b/>
+          <w:bCs/>
+        </w:rPr>
+        <w:t>Process:</w:t>
+      </w:r>
+      <w:r>
+        <w:t xml:space="preserve"> Initially, a real estate agency might store all property, owner, and meeting details in flat files or spreadsheets. To achieve 1NF, we separated the data into logical entities and assigned a unique </w:t>
+      </w:r>
+      <w:r>
+        <w:rPr>
+          <w:rStyle w:val="HTMLCode"/>
+        </w:rPr>
+        <w:t>id</w:t>
+      </w:r>
+      <w:r>
+        <w:t xml:space="preserve"> (Primary Key) to each row.</w:t>
+      </w:r>
+    </w:p>
+    <w:p>
+      <w:pPr>
+        <w:pStyle w:val="NormalWeb"/>
+      </w:pPr>
+      <w:r>
+        <w:rPr>
+          <w:b/>
+          <w:bCs/>
+        </w:rPr>
+        <w:t>Tables &amp; Attributes after 1NF:</w:t>
+      </w:r>
+    </w:p>
+    <w:p>
+      <w:pPr>
+        <w:pStyle w:val="NormalWeb"/>
+        <w:numPr>
+          <w:ilvl w:val="0"/>
+          <w:numId w:val="3"/>
+        </w:numPr>
+      </w:pPr>
+      <w:r>
+        <w:rPr>
+          <w:b/>
+          <w:bCs/>
+        </w:rPr>
+        <w:t>Customers:</w:t>
+      </w:r>
+      <w:r>
+        <w:t xml:space="preserve"> (</w:t>
+      </w:r>
+      <w:r>
+        <w:rPr>
+          <w:rStyle w:val="HTMLCode"/>
+        </w:rPr>
+        <w:t>id</w:t>
+      </w:r>
+      <w:r>
+        <w:t xml:space="preserve"> [PK], </w:t>
+      </w:r>
+      <w:r>
+        <w:rPr>
+          <w:rStyle w:val="HTMLCode"/>
+        </w:rPr>
+        <w:t>name</w:t>
+      </w:r>
+      <w:r>
+        <w:t xml:space="preserve">, </w:t>
+      </w:r>
+      <w:r>
+        <w:rPr>
+          <w:rStyle w:val="HTMLCode"/>
+        </w:rPr>
+        <w:t>phone</w:t>
+      </w:r>
+      <w:r>
+        <w:t>)</w:t>
+      </w:r>
+    </w:p>
+    <w:p>
+      <w:pPr>
+        <w:pStyle w:val="NormalWeb"/>
+        <w:numPr>
+          <w:ilvl w:val="0"/>
+          <w:numId w:val="3"/>
+        </w:numPr>
+      </w:pPr>
+      <w:r>
+        <w:rPr>
+          <w:b/>
+          <w:bCs/>
+        </w:rPr>
+        <w:t>Properties:</w:t>
+      </w:r>
+      <w:r>
+        <w:t xml:space="preserve"> (</w:t>
+      </w:r>
+      <w:r>
+        <w:rPr>
+          <w:rStyle w:val="HTMLCode"/>
+        </w:rPr>
+        <w:t>id</w:t>
+      </w:r>
+      <w:r>
+        <w:t xml:space="preserve"> [PK], </w:t>
+      </w:r>
+      <w:proofErr w:type="spellStart"/>
+      <w:r>
+        <w:rPr>
+          <w:rStyle w:val="HTMLCode"/>
+        </w:rPr>
+        <w:t>property_type</w:t>
+      </w:r>
+      <w:proofErr w:type="spellEnd"/>
+      <w:r>
+        <w:t xml:space="preserve">, </w:t>
+      </w:r>
+      <w:r>
+        <w:rPr>
+          <w:rStyle w:val="HTMLCode"/>
+        </w:rPr>
+        <w:t>area</w:t>
+      </w:r>
+      <w:r>
+        <w:t xml:space="preserve">, </w:t>
+      </w:r>
+      <w:r>
+        <w:rPr>
+          <w:rStyle w:val="HTMLCode"/>
+        </w:rPr>
+        <w:t>address</w:t>
+      </w:r>
+      <w:r>
+        <w:t xml:space="preserve">, </w:t>
+      </w:r>
+      <w:r>
+        <w:rPr>
+          <w:rStyle w:val="HTMLCode"/>
+        </w:rPr>
+        <w:t>dimensions</w:t>
+      </w:r>
+      <w:r>
+        <w:t xml:space="preserve">, </w:t>
+      </w:r>
+      <w:r>
+        <w:rPr>
+          <w:rStyle w:val="HTMLCode"/>
+        </w:rPr>
+        <w:t>price</w:t>
+      </w:r>
+      <w:r>
+        <w:t xml:space="preserve">, </w:t>
+      </w:r>
+      <w:r>
+        <w:rPr>
+          <w:rStyle w:val="HTMLCode"/>
+        </w:rPr>
+        <w:t>status</w:t>
+      </w:r>
+      <w:r>
+        <w:t xml:space="preserve">, </w:t>
+      </w:r>
+      <w:proofErr w:type="spellStart"/>
+      <w:r>
+        <w:rPr>
+          <w:rStyle w:val="HTMLCode"/>
+        </w:rPr>
+        <w:t>owner_name</w:t>
+      </w:r>
+      <w:proofErr w:type="spellEnd"/>
+      <w:r>
+        <w:t xml:space="preserve">, </w:t>
+      </w:r>
+      <w:proofErr w:type="spellStart"/>
+      <w:r>
+        <w:rPr>
+          <w:rStyle w:val="HTMLCode"/>
+        </w:rPr>
+        <w:t>owner_phone</w:t>
+      </w:r>
+      <w:proofErr w:type="spellEnd"/>
+      <w:r>
+        <w:t>)</w:t>
+      </w:r>
+    </w:p>
+    <w:p>
+      <w:pPr>
+        <w:pStyle w:val="NormalWeb"/>
+        <w:numPr>
+          <w:ilvl w:val="0"/>
+          <w:numId w:val="3"/>
+        </w:numPr>
+      </w:pPr>
+      <w:r>
+        <w:rPr>
+          <w:b/>
+          <w:bCs/>
+        </w:rPr>
+        <w:t>Transactions:</w:t>
+      </w:r>
+      <w:r>
+        <w:t xml:space="preserve"> (</w:t>
+      </w:r>
+      <w:r>
+        <w:rPr>
+          <w:rStyle w:val="HTMLCode"/>
+        </w:rPr>
+        <w:t>id</w:t>
+      </w:r>
+      <w:r>
+        <w:t xml:space="preserve"> [PK], </w:t>
+      </w:r>
+      <w:proofErr w:type="spellStart"/>
+      <w:r>
+        <w:rPr>
+          <w:rStyle w:val="HTMLCode"/>
+        </w:rPr>
+        <w:t>property_id</w:t>
+      </w:r>
+      <w:proofErr w:type="spellEnd"/>
+      <w:r>
+        <w:t xml:space="preserve">, </w:t>
+      </w:r>
+      <w:proofErr w:type="spellStart"/>
+      <w:r>
+        <w:rPr>
+          <w:rStyle w:val="HTMLCode"/>
+        </w:rPr>
+        <w:t>transaction_type</w:t>
+      </w:r>
+      <w:proofErr w:type="spellEnd"/>
+      <w:r>
+        <w:t xml:space="preserve">, </w:t>
+      </w:r>
+      <w:proofErr w:type="spellStart"/>
+      <w:r>
+        <w:rPr>
+          <w:rStyle w:val="HTMLCode"/>
+        </w:rPr>
+        <w:t>seller_name</w:t>
+      </w:r>
+      <w:proofErr w:type="spellEnd"/>
+      <w:r>
+        <w:t xml:space="preserve">, </w:t>
+      </w:r>
+      <w:proofErr w:type="spellStart"/>
+      <w:r>
+        <w:rPr>
+          <w:rStyle w:val="HTMLCode"/>
+        </w:rPr>
+        <w:t>buyer_name</w:t>
+      </w:r>
+      <w:proofErr w:type="spellEnd"/>
+      <w:r>
+        <w:t xml:space="preserve">, </w:t>
+      </w:r>
+      <w:proofErr w:type="spellStart"/>
+      <w:r>
+        <w:rPr>
+          <w:rStyle w:val="HTMLCode"/>
+        </w:rPr>
+        <w:t>property_price</w:t>
+      </w:r>
+      <w:proofErr w:type="spellEnd"/>
+      <w:r>
+        <w:t xml:space="preserve">, </w:t>
+      </w:r>
+      <w:proofErr w:type="spellStart"/>
+      <w:r>
+        <w:rPr>
+          <w:rStyle w:val="HTMLCode"/>
+        </w:rPr>
+        <w:t>agency_commission</w:t>
+      </w:r>
+      <w:proofErr w:type="spellEnd"/>
+      <w:r>
+        <w:t xml:space="preserve">, </w:t>
+      </w:r>
+      <w:proofErr w:type="spellStart"/>
+      <w:r>
+        <w:rPr>
+          <w:rStyle w:val="HTMLCode"/>
+        </w:rPr>
+        <w:t>transaction_date</w:t>
+      </w:r>
+      <w:proofErr w:type="spellEnd"/>
+      <w:r>
+        <w:t>)</w:t>
+      </w:r>
+    </w:p>
+    <w:p>
+      <w:pPr>
+        <w:pStyle w:val="NormalWeb"/>
+        <w:numPr>
+          <w:ilvl w:val="0"/>
+          <w:numId w:val="3"/>
+        </w:numPr>
+      </w:pPr>
+      <w:r>
+        <w:rPr>
+          <w:b/>
+          <w:bCs/>
+        </w:rPr>
+        <w:t>Meetings:</w:t>
+      </w:r>
+      <w:r>
+        <w:t xml:space="preserve"> (</w:t>
+      </w:r>
+      <w:r>
+        <w:rPr>
+          <w:rStyle w:val="HTMLCode"/>
+        </w:rPr>
+        <w:t>id</w:t>
+      </w:r>
+      <w:r>
+        <w:t xml:space="preserve"> [PK], </w:t>
+      </w:r>
+      <w:proofErr w:type="spellStart"/>
+      <w:r>
+        <w:rPr>
+          <w:rStyle w:val="HTMLCode"/>
+        </w:rPr>
+        <w:t>customer_name</w:t>
+      </w:r>
+      <w:proofErr w:type="spellEnd"/>
+      <w:r>
+        <w:t xml:space="preserve">, </w:t>
+      </w:r>
+      <w:r>
+        <w:rPr>
+          <w:rStyle w:val="HTMLCode"/>
+        </w:rPr>
+        <w:t>phone</w:t>
+      </w:r>
+      <w:r>
+        <w:t xml:space="preserve">, </w:t>
+      </w:r>
+      <w:proofErr w:type="spellStart"/>
+      <w:r>
+        <w:rPr>
+          <w:rStyle w:val="HTMLCode"/>
+        </w:rPr>
+        <w:t>meeting_date</w:t>
+      </w:r>
+      <w:proofErr w:type="spellEnd"/>
+      <w:r>
+        <w:t xml:space="preserve">, </w:t>
+      </w:r>
+      <w:proofErr w:type="spellStart"/>
+      <w:r>
+        <w:rPr>
+          <w:rStyle w:val="HTMLCode"/>
+        </w:rPr>
+        <w:t>meeting_time</w:t>
+      </w:r>
+      <w:proofErr w:type="spellEnd"/>
+      <w:r>
+        <w:t xml:space="preserve">, </w:t>
+      </w:r>
+      <w:r>
+        <w:rPr>
+          <w:rStyle w:val="HTMLCode"/>
+        </w:rPr>
+        <w:t>comments</w:t>
+      </w:r>
+      <w:r>
+        <w:t xml:space="preserve">, </w:t>
+      </w:r>
+      <w:r>
+        <w:rPr>
+          <w:rStyle w:val="HTMLCode"/>
+        </w:rPr>
+        <w:t>status</w:t>
+      </w:r>
+      <w:r>
+        <w:t>)</w:t>
+      </w:r>
+    </w:p>
+    <w:p>
+      <w:pPr>
+        <w:pStyle w:val="Heading4"/>
+      </w:pPr>
+      <w:r>
+        <w:lastRenderedPageBreak/>
+        <w:t>Stage 2: Second Normal Form (2NF)</w:t>
+      </w:r>
+    </w:p>
+    <w:p>
+      <w:pPr>
+        <w:pStyle w:val="NormalWeb"/>
+      </w:pPr>
+      <w:r>
+        <w:rPr>
+          <w:b/>
+          <w:bCs/>
+        </w:rPr>
+        <w:t>Rule:</w:t>
+      </w:r>
+      <w:r>
+        <w:t xml:space="preserve"> The database must be in 1NF, and all partial dependencies must be removed. (A partial dependency occurs when a non-key attribute depends on only a part of a composite primary key). </w:t>
+      </w:r>
+      <w:r>
+        <w:rPr>
+          <w:b/>
+          <w:bCs/>
+        </w:rPr>
+        <w:t>Process:</w:t>
+      </w:r>
+      <w:r>
+        <w:t xml:space="preserve"> Because every table in our REMS V2 database uses a single-column surrogate primary key (</w:t>
+      </w:r>
+      <w:r>
+        <w:rPr>
+          <w:rStyle w:val="HTMLCode"/>
+        </w:rPr>
+        <w:t>id</w:t>
+      </w:r>
+      <w:r>
+        <w:t>), composite keys do not exist. Therefore, no non-key attribute can depend on "part" of a primary key. The tables automatically satisfy the requirements for 2NF.</w:t>
+      </w:r>
+    </w:p>
+    <w:p>
+      <w:pPr>
+        <w:pStyle w:val="NormalWeb"/>
+      </w:pPr>
+      <w:r>
+        <w:rPr>
+          <w:b/>
+          <w:bCs/>
+        </w:rPr>
+        <w:t>Tables &amp; Attributes after 2NF:</w:t>
+      </w:r>
+      <w:r>
+        <w:t xml:space="preserve"> </w:t>
+      </w:r>
+      <w:r>
+        <w:rPr>
+          <w:i/>
+          <w:iCs/>
+        </w:rPr>
+        <w:t>(Same as 1NF, as no partial dependencies existed)</w:t>
+      </w:r>
+    </w:p>
+    <w:p>
+      <w:pPr>
+        <w:pStyle w:val="NormalWeb"/>
+        <w:numPr>
+          <w:ilvl w:val="0"/>
+          <w:numId w:val="4"/>
+        </w:numPr>
+      </w:pPr>
+      <w:r>
+        <w:rPr>
+          <w:b/>
+          <w:bCs/>
+        </w:rPr>
+        <w:t>Customers:</w:t>
+      </w:r>
+      <w:r>
+        <w:t xml:space="preserve"> (</w:t>
+      </w:r>
+      <w:r>
+        <w:rPr>
+          <w:rStyle w:val="HTMLCode"/>
+        </w:rPr>
+        <w:t>id</w:t>
+      </w:r>
+      <w:r>
+        <w:t xml:space="preserve"> [PK], </w:t>
+      </w:r>
+      <w:r>
+        <w:rPr>
+          <w:rStyle w:val="HTMLCode"/>
+        </w:rPr>
+        <w:t>name</w:t>
+      </w:r>
+      <w:r>
+        <w:t xml:space="preserve">, </w:t>
+      </w:r>
+      <w:r>
+        <w:rPr>
+          <w:rStyle w:val="HTMLCode"/>
+        </w:rPr>
+        <w:t>phone</w:t>
+      </w:r>
+      <w:r>
+        <w:t>)</w:t>
+      </w:r>
+    </w:p>
+    <w:p>
+      <w:pPr>
+        <w:pStyle w:val="NormalWeb"/>
+        <w:numPr>
+          <w:ilvl w:val="0"/>
+          <w:numId w:val="4"/>
+        </w:numPr>
+      </w:pPr>
+      <w:r>
+        <w:rPr>
+          <w:b/>
+          <w:bCs/>
+        </w:rPr>
+        <w:t>Properties:</w:t>
+      </w:r>
+      <w:r>
+        <w:t xml:space="preserve"> (</w:t>
+      </w:r>
+      <w:r>
+        <w:rPr>
+          <w:rStyle w:val="HTMLCode"/>
+        </w:rPr>
+        <w:t>id</w:t>
+      </w:r>
+      <w:r>
+        <w:t xml:space="preserve"> [PK], </w:t>
+      </w:r>
+      <w:proofErr w:type="spellStart"/>
+      <w:r>
+        <w:rPr>
+          <w:rStyle w:val="HTMLCode"/>
+        </w:rPr>
+        <w:t>property_type</w:t>
+      </w:r>
+      <w:proofErr w:type="spellEnd"/>
+      <w:r>
+        <w:t xml:space="preserve">, </w:t>
+      </w:r>
+      <w:r>
+        <w:rPr>
+          <w:rStyle w:val="HTMLCode"/>
+        </w:rPr>
+        <w:t>area</w:t>
+      </w:r>
+      <w:r>
+        <w:t xml:space="preserve">, </w:t>
+      </w:r>
+      <w:r>
+        <w:rPr>
+          <w:rStyle w:val="HTMLCode"/>
+        </w:rPr>
+        <w:t>address</w:t>
+      </w:r>
+      <w:r>
+        <w:t xml:space="preserve">, </w:t>
+      </w:r>
+      <w:r>
+        <w:rPr>
+          <w:rStyle w:val="HTMLCode"/>
+        </w:rPr>
+        <w:t>dimensions</w:t>
+      </w:r>
+      <w:r>
+        <w:t xml:space="preserve">, </w:t>
+      </w:r>
+      <w:r>
+        <w:rPr>
+          <w:rStyle w:val="HTMLCode"/>
+        </w:rPr>
+        <w:t>price</w:t>
+      </w:r>
+      <w:r>
+        <w:t xml:space="preserve">, </w:t>
+      </w:r>
+      <w:r>
+        <w:rPr>
+          <w:rStyle w:val="HTMLCode"/>
+        </w:rPr>
+        <w:t>status</w:t>
+      </w:r>
+      <w:r>
+        <w:t xml:space="preserve">, </w:t>
+      </w:r>
+      <w:proofErr w:type="spellStart"/>
+      <w:r>
+        <w:rPr>
+          <w:rStyle w:val="HTMLCode"/>
+        </w:rPr>
+        <w:t>owner_name</w:t>
+      </w:r>
+      <w:proofErr w:type="spellEnd"/>
+      <w:r>
+        <w:t xml:space="preserve">, </w:t>
+      </w:r>
+      <w:proofErr w:type="spellStart"/>
+      <w:r>
+        <w:rPr>
+          <w:rStyle w:val="HTMLCode"/>
+        </w:rPr>
+        <w:t>owner_phone</w:t>
+      </w:r>
+      <w:proofErr w:type="spellEnd"/>
+      <w:r>
+        <w:t>)</w:t>
+      </w:r>
+    </w:p>
+    <w:p>
+      <w:pPr>
+        <w:pStyle w:val="NormalWeb"/>
+        <w:numPr>
+          <w:ilvl w:val="0"/>
+          <w:numId w:val="4"/>
+        </w:numPr>
+      </w:pPr>
+      <w:r>
+        <w:rPr>
+          <w:b/>
+          <w:bCs/>
+        </w:rPr>
+        <w:t>Transactions:</w:t>
+      </w:r>
+      <w:r>
+        <w:t xml:space="preserve"> (</w:t>
+      </w:r>
+      <w:r>
+        <w:rPr>
+          <w:rStyle w:val="HTMLCode"/>
+        </w:rPr>
+        <w:t>id</w:t>
+      </w:r>
+      <w:r>
+        <w:t xml:space="preserve"> [PK], </w:t>
+      </w:r>
+      <w:proofErr w:type="spellStart"/>
+      <w:r>
+        <w:rPr>
+          <w:rStyle w:val="HTMLCode"/>
+        </w:rPr>
+        <w:t>property_id</w:t>
+      </w:r>
+      <w:proofErr w:type="spellEnd"/>
+      <w:r>
+        <w:t xml:space="preserve">, </w:t>
+      </w:r>
+      <w:proofErr w:type="spellStart"/>
+      <w:r>
+        <w:rPr>
+          <w:rStyle w:val="HTMLCode"/>
+        </w:rPr>
+        <w:t>transaction_type</w:t>
+      </w:r>
+      <w:proofErr w:type="spellEnd"/>
+      <w:r>
+        <w:t xml:space="preserve">, </w:t>
+      </w:r>
+      <w:proofErr w:type="spellStart"/>
+      <w:r>
+        <w:rPr>
+          <w:rStyle w:val="HTMLCode"/>
+        </w:rPr>
+        <w:t>seller_name</w:t>
+      </w:r>
+      <w:proofErr w:type="spellEnd"/>
+      <w:r>
+        <w:t xml:space="preserve">, </w:t>
+      </w:r>
+      <w:proofErr w:type="spellStart"/>
+      <w:r>
+        <w:rPr>
+          <w:rStyle w:val="HTMLCode"/>
+        </w:rPr>
+        <w:t>buyer_name</w:t>
+      </w:r>
+      <w:proofErr w:type="spellEnd"/>
+      <w:r>
+        <w:t xml:space="preserve">, </w:t>
+      </w:r>
+      <w:proofErr w:type="spellStart"/>
+      <w:r>
+        <w:rPr>
+          <w:rStyle w:val="HTMLCode"/>
+        </w:rPr>
+        <w:t>property_price</w:t>
+      </w:r>
+      <w:proofErr w:type="spellEnd"/>
+      <w:r>
+        <w:t xml:space="preserve">, </w:t>
+      </w:r>
+      <w:proofErr w:type="spellStart"/>
+      <w:r>
+        <w:rPr>
+          <w:rStyle w:val="HTMLCode"/>
+        </w:rPr>
+        <w:t>agency_commission</w:t>
+      </w:r>
+      <w:proofErr w:type="spellEnd"/>
+      <w:r>
+        <w:t xml:space="preserve">, </w:t>
+      </w:r>
+      <w:proofErr w:type="spellStart"/>
+      <w:r>
+        <w:rPr>
+          <w:rStyle w:val="HTMLCode"/>
+        </w:rPr>
+        <w:t>transaction_date</w:t>
+      </w:r>
+      <w:proofErr w:type="spellEnd"/>
+      <w:r>
+        <w:t>)</w:t>
+      </w:r>
+    </w:p>
+    <w:p>
+      <w:pPr>
+        <w:pStyle w:val="NormalWeb"/>
+        <w:numPr>
+          <w:ilvl w:val="0"/>
+          <w:numId w:val="4"/>
+        </w:numPr>
+      </w:pPr>
+      <w:r>
+        <w:rPr>
+          <w:b/>
+          <w:bCs/>
+        </w:rPr>
+        <w:t>Meetings:</w:t>
+      </w:r>
+      <w:r>
+        <w:t xml:space="preserve"> (</w:t>
+      </w:r>
+      <w:r>
+        <w:rPr>
+          <w:rStyle w:val="HTMLCode"/>
+        </w:rPr>
+        <w:t>id</w:t>
+      </w:r>
+      <w:r>
+        <w:t xml:space="preserve"> [PK], </w:t>
+      </w:r>
+      <w:proofErr w:type="spellStart"/>
+      <w:r>
+        <w:rPr>
+          <w:rStyle w:val="HTMLCode"/>
+        </w:rPr>
+        <w:t>customer_name</w:t>
+      </w:r>
+      <w:proofErr w:type="spellEnd"/>
+      <w:r>
+        <w:t xml:space="preserve">, </w:t>
+      </w:r>
+      <w:r>
+        <w:rPr>
+          <w:rStyle w:val="HTMLCode"/>
+        </w:rPr>
+        <w:t>phone</w:t>
+      </w:r>
+      <w:r>
+        <w:t xml:space="preserve">, </w:t>
+      </w:r>
+      <w:proofErr w:type="spellStart"/>
+      <w:r>
+        <w:rPr>
+          <w:rStyle w:val="HTMLCode"/>
+        </w:rPr>
+        <w:t>meeting_date</w:t>
+      </w:r>
+      <w:proofErr w:type="spellEnd"/>
+      <w:r>
+        <w:t xml:space="preserve">, </w:t>
+      </w:r>
+      <w:proofErr w:type="spellStart"/>
+      <w:r>
+        <w:rPr>
+          <w:rStyle w:val="HTMLCode"/>
+        </w:rPr>
+        <w:t>meeting_time</w:t>
+      </w:r>
+      <w:proofErr w:type="spellEnd"/>
+      <w:r>
+        <w:t xml:space="preserve">, </w:t>
+      </w:r>
+      <w:r>
+        <w:rPr>
+          <w:rStyle w:val="HTMLCode"/>
+        </w:rPr>
+        <w:t>comments</w:t>
+      </w:r>
+      <w:r>
+        <w:t xml:space="preserve">, </w:t>
+      </w:r>
+      <w:r>
+        <w:rPr>
+          <w:rStyle w:val="HTMLCode"/>
+        </w:rPr>
+        <w:t>status</w:t>
+      </w:r>
+      <w:r>
+        <w:t>)</w:t>
+      </w:r>
+    </w:p>
+    <w:p>
+      <w:pPr>
+        <w:pStyle w:val="Heading4"/>
+      </w:pPr>
+      <w:r>
+        <w:t>Stage 3: Third Normal Form (3NF)</w:t>
+      </w:r>
+    </w:p>
+    <w:p>
+      <w:pPr>
+        <w:pStyle w:val="NormalWeb"/>
+      </w:pPr>
+      <w:r>
+        <w:rPr>
+          <w:b/>
+          <w:bCs/>
+        </w:rPr>
+        <w:t>Rule:</w:t>
+      </w:r>
+      <w:r>
+        <w:t xml:space="preserve"> The database must be in 2NF, and all transitive dependencies must be removed. (A non-key attribute cannot depend on another non-key attribute). </w:t>
+      </w:r>
+      <w:r>
+        <w:rPr>
+          <w:b/>
+          <w:bCs/>
+        </w:rPr>
+        <w:t>Process:</w:t>
+      </w:r>
+      <w:r>
+        <w:t xml:space="preserve"> In our 2NF tables, we had major transitive dependencies:</w:t>
+      </w:r>
+    </w:p>
+    <w:p>
+      <w:pPr>
+        <w:pStyle w:val="NormalWeb"/>
+        <w:numPr>
+          <w:ilvl w:val="0"/>
+          <w:numId w:val="5"/>
+        </w:numPr>
+      </w:pPr>
+      <w:r>
+        <w:t xml:space="preserve">In </w:t>
+      </w:r>
+      <w:r>
+        <w:rPr>
+          <w:rStyle w:val="HTMLCode"/>
+        </w:rPr>
+        <w:t>Properties</w:t>
+      </w:r>
+      <w:r>
+        <w:t xml:space="preserve">, </w:t>
+      </w:r>
+      <w:proofErr w:type="spellStart"/>
+      <w:r>
+        <w:rPr>
+          <w:rStyle w:val="HTMLCode"/>
+        </w:rPr>
+        <w:t>owner_name</w:t>
+      </w:r>
+      <w:proofErr w:type="spellEnd"/>
+      <w:r>
+        <w:t xml:space="preserve"> and </w:t>
+      </w:r>
+      <w:proofErr w:type="spellStart"/>
+      <w:r>
+        <w:rPr>
+          <w:rStyle w:val="HTMLCode"/>
+        </w:rPr>
+        <w:t>owner_phone</w:t>
+      </w:r>
+      <w:proofErr w:type="spellEnd"/>
+      <w:r>
+        <w:t xml:space="preserve"> depended on the owner, not the property.</w:t>
+      </w:r>
+    </w:p>
+    <w:p>
+      <w:pPr>
+        <w:pStyle w:val="NormalWeb"/>
+        <w:numPr>
+          <w:ilvl w:val="0"/>
+          <w:numId w:val="5"/>
+        </w:numPr>
+      </w:pPr>
+      <w:r>
+        <w:t xml:space="preserve">In </w:t>
+      </w:r>
+      <w:r>
+        <w:rPr>
+          <w:rStyle w:val="HTMLCode"/>
+        </w:rPr>
+        <w:t>Transactions</w:t>
+      </w:r>
+      <w:r>
+        <w:t xml:space="preserve">, </w:t>
+      </w:r>
+      <w:proofErr w:type="spellStart"/>
+      <w:r>
+        <w:rPr>
+          <w:rStyle w:val="HTMLCode"/>
+        </w:rPr>
+        <w:t>seller_name</w:t>
+      </w:r>
+      <w:proofErr w:type="spellEnd"/>
+      <w:r>
+        <w:t xml:space="preserve"> and </w:t>
+      </w:r>
+      <w:proofErr w:type="spellStart"/>
+      <w:r>
+        <w:rPr>
+          <w:rStyle w:val="HTMLCode"/>
+        </w:rPr>
+        <w:t>buyer_name</w:t>
+      </w:r>
+      <w:proofErr w:type="spellEnd"/>
+      <w:r>
+        <w:t xml:space="preserve"> depended on the clients, not the transaction.</w:t>
+      </w:r>
+    </w:p>
+    <w:p>
+      <w:pPr>
+        <w:pStyle w:val="NormalWeb"/>
+        <w:numPr>
+          <w:ilvl w:val="0"/>
+          <w:numId w:val="5"/>
+        </w:numPr>
+      </w:pPr>
+      <w:r>
+        <w:t xml:space="preserve">In </w:t>
+      </w:r>
+      <w:r>
+        <w:rPr>
+          <w:rStyle w:val="HTMLCode"/>
+        </w:rPr>
+        <w:t>Meetings</w:t>
+      </w:r>
+      <w:r>
+        <w:t xml:space="preserve">, </w:t>
+      </w:r>
+      <w:proofErr w:type="spellStart"/>
+      <w:r>
+        <w:rPr>
+          <w:rStyle w:val="HTMLCode"/>
+        </w:rPr>
+        <w:t>customer_name</w:t>
+      </w:r>
+      <w:proofErr w:type="spellEnd"/>
+      <w:r>
+        <w:t xml:space="preserve"> and </w:t>
+      </w:r>
+      <w:r>
+        <w:rPr>
+          <w:rStyle w:val="HTMLCode"/>
+        </w:rPr>
+        <w:t>phone</w:t>
+      </w:r>
+      <w:r>
+        <w:t xml:space="preserve"> depended on the client, not the meeting. To achieve 3NF, we removed these data anomalies by replacing the repeating client details with Foreign Keys (FK) linking directly to the </w:t>
+      </w:r>
+      <w:r>
+        <w:rPr>
+          <w:rStyle w:val="HTMLCode"/>
+        </w:rPr>
+        <w:t>Customers</w:t>
+      </w:r>
+      <w:r>
+        <w:t xml:space="preserve"> table.</w:t>
+      </w:r>
+    </w:p>
+    <w:p>
+      <w:pPr>
+        <w:pStyle w:val="NormalWeb"/>
+      </w:pPr>
+      <w:r>
+        <w:rPr>
+          <w:b/>
+          <w:bCs/>
+        </w:rPr>
+        <w:t>Tables &amp; Attributes after 3NF:</w:t>
+      </w:r>
+    </w:p>
+    <w:p>
+      <w:pPr>
+        <w:pStyle w:val="NormalWeb"/>
+        <w:numPr>
+          <w:ilvl w:val="0"/>
+          <w:numId w:val="6"/>
+        </w:numPr>
+      </w:pPr>
+      <w:r>
+        <w:rPr>
+          <w:b/>
+          <w:bCs/>
+        </w:rPr>
+        <w:t>Customers:</w:t>
+      </w:r>
+      <w:r>
+        <w:t xml:space="preserve"> (</w:t>
+      </w:r>
+      <w:r>
+        <w:rPr>
+          <w:rStyle w:val="HTMLCode"/>
+        </w:rPr>
+        <w:t>id</w:t>
+      </w:r>
+      <w:r>
+        <w:t xml:space="preserve"> [PK], </w:t>
+      </w:r>
+      <w:r>
+        <w:rPr>
+          <w:rStyle w:val="HTMLCode"/>
+        </w:rPr>
+        <w:t>name</w:t>
+      </w:r>
+      <w:r>
+        <w:t xml:space="preserve">, </w:t>
+      </w:r>
+      <w:r>
+        <w:rPr>
+          <w:rStyle w:val="HTMLCode"/>
+        </w:rPr>
+        <w:t>phone</w:t>
+      </w:r>
+      <w:r>
+        <w:t>)</w:t>
+      </w:r>
+    </w:p>
+    <w:p>
+      <w:pPr>
+        <w:pStyle w:val="NormalWeb"/>
+        <w:numPr>
+          <w:ilvl w:val="0"/>
+          <w:numId w:val="6"/>
+        </w:numPr>
+      </w:pPr>
+      <w:r>
+        <w:rPr>
+          <w:b/>
+          <w:bCs/>
+        </w:rPr>
+        <w:t>Properties:</w:t>
+      </w:r>
+      <w:r>
+        <w:t xml:space="preserve"> (</w:t>
+      </w:r>
+      <w:r>
+        <w:rPr>
+          <w:rStyle w:val="HTMLCode"/>
+        </w:rPr>
+        <w:t>id</w:t>
+      </w:r>
+      <w:r>
+        <w:t xml:space="preserve"> [PK], </w:t>
+      </w:r>
+      <w:proofErr w:type="spellStart"/>
+      <w:r>
+        <w:rPr>
+          <w:rStyle w:val="HTMLCode"/>
+        </w:rPr>
+        <w:t>property_type</w:t>
+      </w:r>
+      <w:proofErr w:type="spellEnd"/>
+      <w:r>
+        <w:t xml:space="preserve">, </w:t>
+      </w:r>
+      <w:r>
+        <w:rPr>
+          <w:rStyle w:val="HTMLCode"/>
+        </w:rPr>
+        <w:t>area</w:t>
+      </w:r>
+      <w:r>
+        <w:t xml:space="preserve">, </w:t>
+      </w:r>
+      <w:r>
+        <w:rPr>
+          <w:rStyle w:val="HTMLCode"/>
+        </w:rPr>
+        <w:t>address</w:t>
+      </w:r>
+      <w:r>
+        <w:t xml:space="preserve">, </w:t>
+      </w:r>
+      <w:r>
+        <w:rPr>
+          <w:rStyle w:val="HTMLCode"/>
+        </w:rPr>
+        <w:t>dimensions</w:t>
+      </w:r>
+      <w:r>
+        <w:t xml:space="preserve">, </w:t>
+      </w:r>
+      <w:r>
+        <w:rPr>
+          <w:rStyle w:val="HTMLCode"/>
+        </w:rPr>
+        <w:t>price</w:t>
+      </w:r>
+      <w:r>
+        <w:t xml:space="preserve">, </w:t>
+      </w:r>
+      <w:r>
+        <w:rPr>
+          <w:rStyle w:val="HTMLCode"/>
+        </w:rPr>
+        <w:t>status</w:t>
+      </w:r>
+      <w:r>
+        <w:t xml:space="preserve">, </w:t>
+      </w:r>
+      <w:proofErr w:type="spellStart"/>
+      <w:r>
+        <w:rPr>
+          <w:rStyle w:val="HTMLCode"/>
+        </w:rPr>
+        <w:t>owner_id</w:t>
+      </w:r>
+      <w:proofErr w:type="spellEnd"/>
+      <w:r>
+        <w:t xml:space="preserve"> [FK])</w:t>
+      </w:r>
+    </w:p>
+    <w:p>
+      <w:pPr>
+        <w:pStyle w:val="NormalWeb"/>
+        <w:numPr>
+          <w:ilvl w:val="0"/>
+          <w:numId w:val="6"/>
+        </w:numPr>
+      </w:pPr>
+      <w:r>
+        <w:rPr>
+          <w:b/>
+          <w:bCs/>
+        </w:rPr>
+        <w:t>Transactions:</w:t>
+      </w:r>
+      <w:r>
+        <w:t xml:space="preserve"> (</w:t>
+      </w:r>
+      <w:r>
+        <w:rPr>
+          <w:rStyle w:val="HTMLCode"/>
+        </w:rPr>
+        <w:t>id</w:t>
+      </w:r>
+      <w:r>
+        <w:t xml:space="preserve"> [PK], </w:t>
+      </w:r>
+      <w:proofErr w:type="spellStart"/>
+      <w:r>
+        <w:rPr>
+          <w:rStyle w:val="HTMLCode"/>
+        </w:rPr>
+        <w:t>property_id</w:t>
+      </w:r>
+      <w:proofErr w:type="spellEnd"/>
+      <w:r>
+        <w:t xml:space="preserve"> [FK], </w:t>
+      </w:r>
+      <w:proofErr w:type="spellStart"/>
+      <w:r>
+        <w:rPr>
+          <w:rStyle w:val="HTMLCode"/>
+        </w:rPr>
+        <w:t>transaction_type</w:t>
+      </w:r>
+      <w:proofErr w:type="spellEnd"/>
+      <w:r>
+        <w:t xml:space="preserve">, </w:t>
+      </w:r>
+      <w:proofErr w:type="spellStart"/>
+      <w:r>
+        <w:rPr>
+          <w:rStyle w:val="HTMLCode"/>
+        </w:rPr>
+        <w:t>seller_id</w:t>
+      </w:r>
+      <w:proofErr w:type="spellEnd"/>
+      <w:r>
+        <w:t xml:space="preserve"> [FK], </w:t>
+      </w:r>
+      <w:proofErr w:type="spellStart"/>
+      <w:r>
+        <w:rPr>
+          <w:rStyle w:val="HTMLCode"/>
+        </w:rPr>
+        <w:t>buyer_</w:t>
+      </w:r>
+      <w:r>
+        <w:rPr>
+          <w:rStyle w:val="HTMLCode"/>
+        </w:rPr>
+        <w:t>id</w:t>
+      </w:r>
+      <w:proofErr w:type="spellEnd"/>
+      <w:r>
+        <w:t xml:space="preserve"> [FK], </w:t>
+      </w:r>
+      <w:proofErr w:type="spellStart"/>
+      <w:r>
+        <w:rPr>
+          <w:rStyle w:val="HTMLCode"/>
+        </w:rPr>
+        <w:t>property_price</w:t>
+      </w:r>
+      <w:proofErr w:type="spellEnd"/>
+      <w:r>
+        <w:t xml:space="preserve">, </w:t>
+      </w:r>
+      <w:proofErr w:type="spellStart"/>
+      <w:r>
+        <w:rPr>
+          <w:rStyle w:val="HTMLCode"/>
+        </w:rPr>
+        <w:t>agency_commission</w:t>
+      </w:r>
+      <w:proofErr w:type="spellEnd"/>
+      <w:r>
+        <w:t xml:space="preserve">, </w:t>
+      </w:r>
+      <w:proofErr w:type="spellStart"/>
+      <w:r>
+        <w:rPr>
+          <w:rStyle w:val="HTMLCode"/>
+        </w:rPr>
+        <w:t>transaction_date</w:t>
+      </w:r>
+      <w:proofErr w:type="spellEnd"/>
+      <w:r>
+        <w:t>)</w:t>
+      </w:r>
+    </w:p>
+    <w:p>
+      <w:pPr>
+        <w:pStyle w:val="NormalWeb"/>
+        <w:numPr>
+          <w:ilvl w:val="0"/>
+          <w:numId w:val="6"/>
+        </w:numPr>
+      </w:pPr>
+      <w:r>
+        <w:rPr>
+          <w:b/>
+          <w:bCs/>
+        </w:rPr>
+        <w:t>Meetings:</w:t>
+      </w:r>
+      <w:r>
+        <w:t xml:space="preserve"> (</w:t>
+      </w:r>
+      <w:r>
+        <w:rPr>
+          <w:rStyle w:val="HTMLCode"/>
+        </w:rPr>
+        <w:t>id</w:t>
+      </w:r>
+      <w:r>
+        <w:t xml:space="preserve"> [PK], </w:t>
+      </w:r>
+      <w:proofErr w:type="spellStart"/>
+      <w:r>
+        <w:rPr>
+          <w:rStyle w:val="HTMLCode"/>
+        </w:rPr>
+        <w:t>customer_id</w:t>
+      </w:r>
+      <w:proofErr w:type="spellEnd"/>
+      <w:r>
+        <w:t xml:space="preserve"> [FK], </w:t>
+      </w:r>
+      <w:proofErr w:type="spellStart"/>
+      <w:r>
+        <w:rPr>
+          <w:rStyle w:val="HTMLCode"/>
+        </w:rPr>
+        <w:t>meeting_date</w:t>
+      </w:r>
+      <w:proofErr w:type="spellEnd"/>
+      <w:r>
+        <w:t xml:space="preserve">, </w:t>
+      </w:r>
+      <w:proofErr w:type="spellStart"/>
+      <w:r>
+        <w:rPr>
+          <w:rStyle w:val="HTMLCode"/>
+        </w:rPr>
+        <w:t>meeting_time</w:t>
+      </w:r>
+      <w:proofErr w:type="spellEnd"/>
+      <w:r>
+        <w:t xml:space="preserve">, </w:t>
+      </w:r>
+      <w:r>
+        <w:rPr>
+          <w:rStyle w:val="HTMLCode"/>
+        </w:rPr>
+        <w:t>comments</w:t>
+      </w:r>
+      <w:r>
+        <w:t xml:space="preserve">, </w:t>
+      </w:r>
+      <w:r>
+        <w:rPr>
+          <w:rStyle w:val="HTMLCode"/>
+        </w:rPr>
+        <w:t>status</w:t>
+      </w:r>
+      <w:r>
+        <w:t>)</w:t>
+      </w:r>
+    </w:p>
+    <w:p>
+      <w:pPr>
+        <w:pStyle w:val="Heading4"/>
+      </w:pPr>
+      <w:r>
+        <w:t>Stage 4: Boyce-</w:t>
+      </w:r>
+      <w:proofErr w:type="spellStart"/>
+      <w:r>
+        <w:t>Codd</w:t>
+      </w:r>
+      <w:proofErr w:type="spellEnd"/>
+      <w:r>
+        <w:t xml:space="preserve"> Normal Form (BCNF)</w:t>
+      </w:r>
+    </w:p>
+    <w:p>
+      <w:pPr>
+        <w:pStyle w:val="NormalWeb"/>
+      </w:pPr>
+      <w:r>
+        <w:rPr>
+          <w:b/>
+          <w:bCs/>
+        </w:rPr>
+        <w:t>Rule:</w:t>
+      </w:r>
+      <w:r>
+        <w:t xml:space="preserve"> The database must be in 3NF, and for every functional dependency (X → Y), X must be a </w:t>
+      </w:r>
+      <w:proofErr w:type="spellStart"/>
+      <w:r>
+        <w:t>superkey</w:t>
+      </w:r>
+      <w:proofErr w:type="spellEnd"/>
+      <w:r>
+        <w:t xml:space="preserve">. BCNF strictly addresses anomalies in tables that have multiple overlapping candidate keys. </w:t>
+      </w:r>
+      <w:r>
+        <w:rPr>
+          <w:b/>
+          <w:bCs/>
+        </w:rPr>
+        <w:t>Process:</w:t>
+      </w:r>
+      <w:r>
+        <w:t xml:space="preserve"> After normalizing the tables to 3NF, we evaluated them for BCNF compliance. </w:t>
+      </w:r>
+      <w:r>
+        <w:lastRenderedPageBreak/>
+        <w:t xml:space="preserve">Since every table relies solely on a single, unique </w:t>
+      </w:r>
+      <w:r>
+        <w:rPr>
+          <w:rStyle w:val="HTMLCode"/>
+        </w:rPr>
+        <w:t>id</w:t>
+      </w:r>
+      <w:r>
+        <w:t xml:space="preserve"> as the primary key, and there are no overlapping composite candidate keys where a non-key attribute determines a key attribute, the tables naturally fulfill the strict conditions of BCNF.</w:t>
+      </w:r>
+    </w:p>
+    <w:p>
+      <w:pPr>
+        <w:pStyle w:val="NormalWeb"/>
+      </w:pPr>
+      <w:r>
+        <w:rPr>
+          <w:b/>
+          <w:bCs/>
+        </w:rPr>
+        <w:t>Tables &amp; Attributes after BCNF:</w:t>
+      </w:r>
+      <w:r>
+        <w:t xml:space="preserve"> </w:t>
+      </w:r>
+      <w:r>
+        <w:rPr>
+          <w:i/>
+          <w:iCs/>
+        </w:rPr>
+        <w:t>(Same as 3NF, achieving peak relational integrity)</w:t>
+      </w:r>
+    </w:p>
+    <w:p>
+      <w:pPr>
+        <w:pStyle w:val="NormalWeb"/>
+        <w:numPr>
+          <w:ilvl w:val="0"/>
+          <w:numId w:val="7"/>
+        </w:numPr>
+      </w:pPr>
+      <w:r>
+        <w:rPr>
+          <w:b/>
+          <w:bCs/>
+        </w:rPr>
+        <w:t>Customers:</w:t>
+      </w:r>
+      <w:r>
+        <w:t xml:space="preserve"> (</w:t>
+      </w:r>
+      <w:r>
+        <w:rPr>
+          <w:rStyle w:val="HTMLCode"/>
+        </w:rPr>
+        <w:t>id</w:t>
+      </w:r>
+      <w:r>
+        <w:t xml:space="preserve"> [PK], </w:t>
+      </w:r>
+      <w:r>
+        <w:rPr>
+          <w:rStyle w:val="HTMLCode"/>
+        </w:rPr>
+        <w:t>name</w:t>
+      </w:r>
+      <w:r>
+        <w:t xml:space="preserve">, </w:t>
+      </w:r>
+      <w:r>
+        <w:rPr>
+          <w:rStyle w:val="HTMLCode"/>
+        </w:rPr>
+        <w:t>phone</w:t>
+      </w:r>
+      <w:r>
+        <w:t>)</w:t>
+      </w:r>
+    </w:p>
+    <w:p>
+      <w:pPr>
+        <w:pStyle w:val="NormalWeb"/>
+        <w:numPr>
+          <w:ilvl w:val="0"/>
+          <w:numId w:val="7"/>
+        </w:numPr>
+      </w:pPr>
+      <w:r>
+        <w:rPr>
+          <w:b/>
+          <w:bCs/>
+        </w:rPr>
+        <w:t>Properties:</w:t>
+      </w:r>
+      <w:r>
+        <w:t xml:space="preserve"> (</w:t>
+      </w:r>
+      <w:r>
+        <w:rPr>
+          <w:rStyle w:val="HTMLCode"/>
+        </w:rPr>
+        <w:t>id</w:t>
+      </w:r>
+      <w:r>
+        <w:t xml:space="preserve"> [PK], </w:t>
+      </w:r>
+      <w:proofErr w:type="spellStart"/>
+      <w:r>
+        <w:rPr>
+          <w:rStyle w:val="HTMLCode"/>
+        </w:rPr>
+        <w:t>property_type</w:t>
+      </w:r>
+      <w:proofErr w:type="spellEnd"/>
+      <w:r>
+        <w:t xml:space="preserve">, </w:t>
+      </w:r>
+      <w:r>
+        <w:rPr>
+          <w:rStyle w:val="HTMLCode"/>
+        </w:rPr>
+        <w:t>area</w:t>
+      </w:r>
+      <w:r>
+        <w:t xml:space="preserve">, </w:t>
+      </w:r>
+      <w:r>
+        <w:rPr>
+          <w:rStyle w:val="HTMLCode"/>
+        </w:rPr>
+        <w:t>address</w:t>
+      </w:r>
+      <w:r>
+        <w:t xml:space="preserve">, </w:t>
+      </w:r>
+      <w:r>
+        <w:rPr>
+          <w:rStyle w:val="HTMLCode"/>
+        </w:rPr>
+        <w:t>dimensions</w:t>
+      </w:r>
+      <w:r>
+        <w:t xml:space="preserve">, </w:t>
+      </w:r>
+      <w:r>
+        <w:rPr>
+          <w:rStyle w:val="HTMLCode"/>
+        </w:rPr>
+        <w:t>price</w:t>
+      </w:r>
+      <w:r>
+        <w:t xml:space="preserve">, </w:t>
+      </w:r>
+      <w:r>
+        <w:rPr>
+          <w:rStyle w:val="HTMLCode"/>
+        </w:rPr>
+        <w:t>status</w:t>
+      </w:r>
+      <w:r>
+        <w:t xml:space="preserve">, </w:t>
+      </w:r>
+      <w:proofErr w:type="spellStart"/>
+      <w:r>
+        <w:rPr>
+          <w:rStyle w:val="HTMLCode"/>
+        </w:rPr>
+        <w:t>owner_id</w:t>
+      </w:r>
+      <w:proofErr w:type="spellEnd"/>
+      <w:r>
+        <w:t xml:space="preserve"> [FK])</w:t>
+      </w:r>
+    </w:p>
+    <w:p>
+      <w:pPr>
+        <w:pStyle w:val="NormalWeb"/>
+        <w:numPr>
+          <w:ilvl w:val="0"/>
+          <w:numId w:val="7"/>
+        </w:numPr>
+      </w:pPr>
+      <w:r>
+        <w:rPr>
+          <w:b/>
+          <w:bCs/>
+        </w:rPr>
+        <w:t>Transactions:</w:t>
+      </w:r>
+      <w:r>
+        <w:t xml:space="preserve"> (</w:t>
+      </w:r>
+      <w:r>
+        <w:rPr>
+          <w:rStyle w:val="HTMLCode"/>
+        </w:rPr>
+        <w:t>id</w:t>
+      </w:r>
+      <w:r>
+        <w:t xml:space="preserve"> [PK], </w:t>
+      </w:r>
+      <w:proofErr w:type="spellStart"/>
+      <w:r>
+        <w:rPr>
+          <w:rStyle w:val="HTMLCode"/>
+        </w:rPr>
+        <w:t>property_id</w:t>
+      </w:r>
+      <w:proofErr w:type="spellEnd"/>
+      <w:r>
+        <w:t xml:space="preserve"> [FK], </w:t>
+      </w:r>
+      <w:proofErr w:type="spellStart"/>
+      <w:r>
+        <w:rPr>
+          <w:rStyle w:val="HTMLCode"/>
+        </w:rPr>
+        <w:t>transaction_type</w:t>
+      </w:r>
+      <w:proofErr w:type="spellEnd"/>
+      <w:r>
+        <w:t xml:space="preserve">, </w:t>
+      </w:r>
+      <w:proofErr w:type="spellStart"/>
+      <w:r>
+        <w:rPr>
+          <w:rStyle w:val="HTMLCode"/>
+        </w:rPr>
+        <w:t>seller_id</w:t>
+      </w:r>
+      <w:proofErr w:type="spellEnd"/>
+      <w:r>
+        <w:t xml:space="preserve"> [FK], </w:t>
+      </w:r>
+      <w:proofErr w:type="spellStart"/>
+      <w:r>
+        <w:rPr>
+          <w:rStyle w:val="HTMLCode"/>
+        </w:rPr>
+        <w:t>buyer</w:t>
+      </w:r>
+      <w:r>
+        <w:rPr>
+          <w:rStyle w:val="HTMLCode"/>
+        </w:rPr>
+        <w:t>_id</w:t>
+      </w:r>
+      <w:proofErr w:type="spellEnd"/>
+      <w:r>
+        <w:t xml:space="preserve"> [FK], </w:t>
+      </w:r>
+      <w:proofErr w:type="spellStart"/>
+      <w:r>
+        <w:rPr>
+          <w:rStyle w:val="HTMLCode"/>
+        </w:rPr>
+        <w:t>property_price</w:t>
+      </w:r>
+      <w:proofErr w:type="spellEnd"/>
+      <w:r>
+        <w:t xml:space="preserve">, </w:t>
+      </w:r>
+      <w:proofErr w:type="spellStart"/>
+      <w:r>
+        <w:rPr>
+          <w:rStyle w:val="HTMLCode"/>
+        </w:rPr>
+        <w:t>agency_commission</w:t>
+      </w:r>
+      <w:proofErr w:type="spellEnd"/>
+      <w:r>
+        <w:t xml:space="preserve">, </w:t>
+      </w:r>
+      <w:proofErr w:type="spellStart"/>
+      <w:r>
+        <w:rPr>
+          <w:rStyle w:val="HTMLCode"/>
+        </w:rPr>
+        <w:t>transaction_date</w:t>
+      </w:r>
+      <w:proofErr w:type="spellEnd"/>
+      <w:r>
+        <w:t>)</w:t>
+      </w:r>
+    </w:p>
+    <w:p>
+      <w:pPr>
+        <w:pStyle w:val="NormalWeb"/>
+        <w:numPr>
+          <w:ilvl w:val="0"/>
+          <w:numId w:val="7"/>
+        </w:numPr>
+      </w:pPr>
+      <w:r>
+        <w:rPr>
+          <w:b/>
+          <w:bCs/>
+        </w:rPr>
+        <w:t>Meetings:</w:t>
+      </w:r>
+      <w:r>
+        <w:t xml:space="preserve"> (</w:t>
+      </w:r>
+      <w:r>
+        <w:rPr>
+          <w:rStyle w:val="HTMLCode"/>
+        </w:rPr>
+        <w:t>id</w:t>
+      </w:r>
+      <w:r>
+        <w:t xml:space="preserve"> [P</w:t>
+      </w:r>
       <w:bookmarkStart w:id="0" w:name="_GoBack"/>
       <w:bookmarkEnd w:id="0"/>
-    </w:p>
+      <w:r>
+        <w:t xml:space="preserve">K], </w:t>
+      </w:r>
+      <w:proofErr w:type="spellStart"/>
+      <w:r>
+        <w:rPr>
+          <w:rStyle w:val="HTMLCode"/>
+        </w:rPr>
+        <w:t>customer_id</w:t>
+      </w:r>
+      <w:proofErr w:type="spellEnd"/>
+      <w:r>
+        <w:t xml:space="preserve"> [FK], </w:t>
+      </w:r>
+      <w:proofErr w:type="spellStart"/>
+      <w:r>
+        <w:rPr>
+          <w:rStyle w:val="HTMLCode"/>
+        </w:rPr>
+        <w:t>meeting_date</w:t>
+      </w:r>
+      <w:proofErr w:type="spellEnd"/>
+      <w:r>
+        <w:t xml:space="preserve">, </w:t>
+      </w:r>
+      <w:proofErr w:type="spellStart"/>
+      <w:r>
+        <w:rPr>
+          <w:rStyle w:val="HTMLCode"/>
+        </w:rPr>
+        <w:t>meeting_time</w:t>
+      </w:r>
+      <w:proofErr w:type="spellEnd"/>
+      <w:r>
+        <w:t xml:space="preserve">, </w:t>
+      </w:r>
+      <w:r>
+        <w:rPr>
+          <w:rStyle w:val="HTMLCode"/>
+        </w:rPr>
+        <w:t>comments</w:t>
+      </w:r>
+      <w:r>
+        <w:t xml:space="preserve">, </w:t>
+      </w:r>
+      <w:r>
+        <w:rPr>
+          <w:rStyle w:val="HTMLCode"/>
+        </w:rPr>
+        <w:t>status</w:t>
+      </w:r>
+      <w:r>
+        <w:t>)</w:t>
+      </w:r>
+    </w:p>
+    <w:p>
+      <w:pPr>
+        <w:pStyle w:val="NormalWeb"/>
+      </w:pPr>
+    </w:p>
+    <w:p/>
     <w:sectPr>
       <w:pgSz w:w="12240" w:h="15840"/>
       <w:pgMar w:top="1440" w:right="1440" w:bottom="1440" w:left="1440" w:header="720" w:footer="720" w:gutter="0"/>
@@ -395,6 +2298,453 @@
 <file path=word/numbering.xml><?xml version="1.0" encoding="utf-8"?>
 <w:numbering xmlns:wpc="http://schemas.microsoft.com/office/word/2010/wordprocessingCanvas" xmlns:mc="http://schemas.openxmlformats.org/markup-compatibility/2006" xmlns:o="urn:schemas-microsoft-com:office:office" xmlns:r="http://schemas.openxmlformats.org/officeDocument/2006/relationships" xmlns:m="http://schemas.openxmlformats.org/officeDocument/2006/math" xmlns:v="urn:schemas-microsoft-com:vml" xmlns:wp14="http://schemas.microsoft.com/office/word/2010/wordprocessingDrawing" xmlns:wp="http://schemas.openxmlformats.org/drawingml/2006/wordprocessingDrawing" xmlns:w10="urn:schemas-microsoft-com:office:word" xmlns:w="http://schemas.openxmlformats.org/wordprocessingml/2006/main" xmlns:w14="http://schemas.microsoft.com/office/word/2010/wordml" xmlns:w15="http://schemas.microsoft.com/office/word/2012/wordml" xmlns:wpg="http://schemas.microsoft.com/office/word/2010/wordprocessingGroup" xmlns:wpi="http://schemas.microsoft.com/office/word/2010/wordprocessingInk" xmlns:wne="http://schemas.microsoft.com/office/word/2006/wordml" xmlns:wps="http://schemas.microsoft.com/office/word/2010/wordprocessingShape" mc:Ignorable="w14 w15 wp14">
   <w:abstractNum w:abstractNumId="0" w15:restartNumberingAfterBreak="0">
+    <w:nsid w:val="0C944CB4"/>
+    <w:multiLevelType w:val="multilevel"/>
+    <w:tmpl w:val="AFB65834"/>
+    <w:lvl w:ilvl="0">
+      <w:start w:val="1"/>
+      <w:numFmt w:val="bullet"/>
+      <w:lvlText w:val=""/>
+      <w:lvlJc w:val="left"/>
+      <w:pPr>
+        <w:tabs>
+          <w:tab w:val="num" w:pos="720"/>
+        </w:tabs>
+        <w:ind w:left="720" w:hanging="360"/>
+      </w:pPr>
+      <w:rPr>
+        <w:rFonts w:ascii="Symbol" w:hAnsi="Symbol" w:hint="default"/>
+        <w:sz w:val="20"/>
+      </w:rPr>
+    </w:lvl>
+    <w:lvl w:ilvl="1" w:tentative="1">
+      <w:start w:val="1"/>
+      <w:numFmt w:val="bullet"/>
+      <w:lvlText w:val="o"/>
+      <w:lvlJc w:val="left"/>
+      <w:pPr>
+        <w:tabs>
+          <w:tab w:val="num" w:pos="1440"/>
+        </w:tabs>
+        <w:ind w:left="1440" w:hanging="360"/>
+      </w:pPr>
+      <w:rPr>
+        <w:rFonts w:ascii="Courier New" w:hAnsi="Courier New" w:hint="default"/>
+        <w:sz w:val="20"/>
+      </w:rPr>
+    </w:lvl>
+    <w:lvl w:ilvl="2" w:tentative="1">
+      <w:start w:val="1"/>
+      <w:numFmt w:val="bullet"/>
+      <w:lvlText w:val=""/>
+      <w:lvlJc w:val="left"/>
+      <w:pPr>
+        <w:tabs>
+          <w:tab w:val="num" w:pos="2160"/>
+        </w:tabs>
+        <w:ind w:left="2160" w:hanging="360"/>
+      </w:pPr>
+      <w:rPr>
+        <w:rFonts w:ascii="Wingdings" w:hAnsi="Wingdings" w:hint="default"/>
+        <w:sz w:val="20"/>
+      </w:rPr>
+    </w:lvl>
+    <w:lvl w:ilvl="3" w:tentative="1">
+      <w:start w:val="1"/>
+      <w:numFmt w:val="bullet"/>
+      <w:lvlText w:val=""/>
+      <w:lvlJc w:val="left"/>
+      <w:pPr>
+        <w:tabs>
+          <w:tab w:val="num" w:pos="2880"/>
+        </w:tabs>
+        <w:ind w:left="2880" w:hanging="360"/>
+      </w:pPr>
+      <w:rPr>
+        <w:rFonts w:ascii="Wingdings" w:hAnsi="Wingdings" w:hint="default"/>
+        <w:sz w:val="20"/>
+      </w:rPr>
+    </w:lvl>
+    <w:lvl w:ilvl="4" w:tentative="1">
+      <w:start w:val="1"/>
+      <w:numFmt w:val="bullet"/>
+      <w:lvlText w:val=""/>
+      <w:lvlJc w:val="left"/>
+      <w:pPr>
+        <w:tabs>
+          <w:tab w:val="num" w:pos="3600"/>
+        </w:tabs>
+        <w:ind w:left="3600" w:hanging="360"/>
+      </w:pPr>
+      <w:rPr>
+        <w:rFonts w:ascii="Wingdings" w:hAnsi="Wingdings" w:hint="default"/>
+        <w:sz w:val="20"/>
+      </w:rPr>
+    </w:lvl>
+    <w:lvl w:ilvl="5" w:tentative="1">
+      <w:start w:val="1"/>
+      <w:numFmt w:val="bullet"/>
+      <w:lvlText w:val=""/>
+      <w:lvlJc w:val="left"/>
+      <w:pPr>
+        <w:tabs>
+          <w:tab w:val="num" w:pos="4320"/>
+        </w:tabs>
+        <w:ind w:left="4320" w:hanging="360"/>
+      </w:pPr>
+      <w:rPr>
+        <w:rFonts w:ascii="Wingdings" w:hAnsi="Wingdings" w:hint="default"/>
+        <w:sz w:val="20"/>
+      </w:rPr>
+    </w:lvl>
+    <w:lvl w:ilvl="6" w:tentative="1">
+      <w:start w:val="1"/>
+      <w:numFmt w:val="bullet"/>
+      <w:lvlText w:val=""/>
+      <w:lvlJc w:val="left"/>
+      <w:pPr>
+        <w:tabs>
+          <w:tab w:val="num" w:pos="5040"/>
+        </w:tabs>
+        <w:ind w:left="5040" w:hanging="360"/>
+      </w:pPr>
+      <w:rPr>
+        <w:rFonts w:ascii="Wingdings" w:hAnsi="Wingdings" w:hint="default"/>
+        <w:sz w:val="20"/>
+      </w:rPr>
+    </w:lvl>
+    <w:lvl w:ilvl="7" w:tentative="1">
+      <w:start w:val="1"/>
+      <w:numFmt w:val="bullet"/>
+      <w:lvlText w:val=""/>
+      <w:lvlJc w:val="left"/>
+      <w:pPr>
+        <w:tabs>
+          <w:tab w:val="num" w:pos="5760"/>
+        </w:tabs>
+        <w:ind w:left="5760" w:hanging="360"/>
+      </w:pPr>
+      <w:rPr>
+        <w:rFonts w:ascii="Wingdings" w:hAnsi="Wingdings" w:hint="default"/>
+        <w:sz w:val="20"/>
+      </w:rPr>
+    </w:lvl>
+    <w:lvl w:ilvl="8" w:tentative="1">
+      <w:start w:val="1"/>
+      <w:numFmt w:val="bullet"/>
+      <w:lvlText w:val=""/>
+      <w:lvlJc w:val="left"/>
+      <w:pPr>
+        <w:tabs>
+          <w:tab w:val="num" w:pos="6480"/>
+        </w:tabs>
+        <w:ind w:left="6480" w:hanging="360"/>
+      </w:pPr>
+      <w:rPr>
+        <w:rFonts w:ascii="Wingdings" w:hAnsi="Wingdings" w:hint="default"/>
+        <w:sz w:val="20"/>
+      </w:rPr>
+    </w:lvl>
+  </w:abstractNum>
+  <w:abstractNum w:abstractNumId="1" w15:restartNumberingAfterBreak="0">
+    <w:nsid w:val="0DDB420B"/>
+    <w:multiLevelType w:val="multilevel"/>
+    <w:tmpl w:val="D4F08478"/>
+    <w:lvl w:ilvl="0">
+      <w:start w:val="1"/>
+      <w:numFmt w:val="bullet"/>
+      <w:lvlText w:val=""/>
+      <w:lvlJc w:val="left"/>
+      <w:pPr>
+        <w:tabs>
+          <w:tab w:val="num" w:pos="720"/>
+        </w:tabs>
+        <w:ind w:left="720" w:hanging="360"/>
+      </w:pPr>
+      <w:rPr>
+        <w:rFonts w:ascii="Symbol" w:hAnsi="Symbol" w:hint="default"/>
+        <w:sz w:val="20"/>
+      </w:rPr>
+    </w:lvl>
+    <w:lvl w:ilvl="1" w:tentative="1">
+      <w:start w:val="1"/>
+      <w:numFmt w:val="bullet"/>
+      <w:lvlText w:val="o"/>
+      <w:lvlJc w:val="left"/>
+      <w:pPr>
+        <w:tabs>
+          <w:tab w:val="num" w:pos="1440"/>
+        </w:tabs>
+        <w:ind w:left="1440" w:hanging="360"/>
+      </w:pPr>
+      <w:rPr>
+        <w:rFonts w:ascii="Courier New" w:hAnsi="Courier New" w:hint="default"/>
+        <w:sz w:val="20"/>
+      </w:rPr>
+    </w:lvl>
+    <w:lvl w:ilvl="2" w:tentative="1">
+      <w:start w:val="1"/>
+      <w:numFmt w:val="bullet"/>
+      <w:lvlText w:val=""/>
+      <w:lvlJc w:val="left"/>
+      <w:pPr>
+        <w:tabs>
+          <w:tab w:val="num" w:pos="2160"/>
+        </w:tabs>
+        <w:ind w:left="2160" w:hanging="360"/>
+      </w:pPr>
+      <w:rPr>
+        <w:rFonts w:ascii="Wingdings" w:hAnsi="Wingdings" w:hint="default"/>
+        <w:sz w:val="20"/>
+      </w:rPr>
+    </w:lvl>
+    <w:lvl w:ilvl="3" w:tentative="1">
+      <w:start w:val="1"/>
+      <w:numFmt w:val="bullet"/>
+      <w:lvlText w:val=""/>
+      <w:lvlJc w:val="left"/>
+      <w:pPr>
+        <w:tabs>
+          <w:tab w:val="num" w:pos="2880"/>
+        </w:tabs>
+        <w:ind w:left="2880" w:hanging="360"/>
+      </w:pPr>
+      <w:rPr>
+        <w:rFonts w:ascii="Wingdings" w:hAnsi="Wingdings" w:hint="default"/>
+        <w:sz w:val="20"/>
+      </w:rPr>
+    </w:lvl>
+    <w:lvl w:ilvl="4" w:tentative="1">
+      <w:start w:val="1"/>
+      <w:numFmt w:val="bullet"/>
+      <w:lvlText w:val=""/>
+      <w:lvlJc w:val="left"/>
+      <w:pPr>
+        <w:tabs>
+          <w:tab w:val="num" w:pos="3600"/>
+        </w:tabs>
+        <w:ind w:left="3600" w:hanging="360"/>
+      </w:pPr>
+      <w:rPr>
+        <w:rFonts w:ascii="Wingdings" w:hAnsi="Wingdings" w:hint="default"/>
+        <w:sz w:val="20"/>
+      </w:rPr>
+    </w:lvl>
+    <w:lvl w:ilvl="5" w:tentative="1">
+      <w:start w:val="1"/>
+      <w:numFmt w:val="bullet"/>
+      <w:lvlText w:val=""/>
+      <w:lvlJc w:val="left"/>
+      <w:pPr>
+        <w:tabs>
+          <w:tab w:val="num" w:pos="4320"/>
+        </w:tabs>
+        <w:ind w:left="4320" w:hanging="360"/>
+      </w:pPr>
+      <w:rPr>
+        <w:rFonts w:ascii="Wingdings" w:hAnsi="Wingdings" w:hint="default"/>
+        <w:sz w:val="20"/>
+      </w:rPr>
+    </w:lvl>
+    <w:lvl w:ilvl="6" w:tentative="1">
+      <w:start w:val="1"/>
+      <w:numFmt w:val="bullet"/>
+      <w:lvlText w:val=""/>
+      <w:lvlJc w:val="left"/>
+      <w:pPr>
+        <w:tabs>
+          <w:tab w:val="num" w:pos="5040"/>
+        </w:tabs>
+        <w:ind w:left="5040" w:hanging="360"/>
+      </w:pPr>
+      <w:rPr>
+        <w:rFonts w:ascii="Wingdings" w:hAnsi="Wingdings" w:hint="default"/>
+        <w:sz w:val="20"/>
+      </w:rPr>
+    </w:lvl>
+    <w:lvl w:ilvl="7" w:tentative="1">
+      <w:start w:val="1"/>
+      <w:numFmt w:val="bullet"/>
+      <w:lvlText w:val=""/>
+      <w:lvlJc w:val="left"/>
+      <w:pPr>
+        <w:tabs>
+          <w:tab w:val="num" w:pos="5760"/>
+        </w:tabs>
+        <w:ind w:left="5760" w:hanging="360"/>
+      </w:pPr>
+      <w:rPr>
+        <w:rFonts w:ascii="Wingdings" w:hAnsi="Wingdings" w:hint="default"/>
+        <w:sz w:val="20"/>
+      </w:rPr>
+    </w:lvl>
+    <w:lvl w:ilvl="8" w:tentative="1">
+      <w:start w:val="1"/>
+      <w:numFmt w:val="bullet"/>
+      <w:lvlText w:val=""/>
+      <w:lvlJc w:val="left"/>
+      <w:pPr>
+        <w:tabs>
+          <w:tab w:val="num" w:pos="6480"/>
+        </w:tabs>
+        <w:ind w:left="6480" w:hanging="360"/>
+      </w:pPr>
+      <w:rPr>
+        <w:rFonts w:ascii="Wingdings" w:hAnsi="Wingdings" w:hint="default"/>
+        <w:sz w:val="20"/>
+      </w:rPr>
+    </w:lvl>
+  </w:abstractNum>
+  <w:abstractNum w:abstractNumId="2" w15:restartNumberingAfterBreak="0">
+    <w:nsid w:val="11B86A9C"/>
+    <w:multiLevelType w:val="multilevel"/>
+    <w:tmpl w:val="575E167E"/>
+    <w:lvl w:ilvl="0">
+      <w:start w:val="1"/>
+      <w:numFmt w:val="bullet"/>
+      <w:lvlText w:val=""/>
+      <w:lvlJc w:val="left"/>
+      <w:pPr>
+        <w:tabs>
+          <w:tab w:val="num" w:pos="720"/>
+        </w:tabs>
+        <w:ind w:left="720" w:hanging="360"/>
+      </w:pPr>
+      <w:rPr>
+        <w:rFonts w:ascii="Symbol" w:hAnsi="Symbol" w:hint="default"/>
+        <w:sz w:val="20"/>
+      </w:rPr>
+    </w:lvl>
+    <w:lvl w:ilvl="1" w:tentative="1">
+      <w:start w:val="1"/>
+      <w:numFmt w:val="bullet"/>
+      <w:lvlText w:val="o"/>
+      <w:lvlJc w:val="left"/>
+      <w:pPr>
+        <w:tabs>
+          <w:tab w:val="num" w:pos="1440"/>
+        </w:tabs>
+        <w:ind w:left="1440" w:hanging="360"/>
+      </w:pPr>
+      <w:rPr>
+        <w:rFonts w:ascii="Courier New" w:hAnsi="Courier New" w:hint="default"/>
+        <w:sz w:val="20"/>
+      </w:rPr>
+    </w:lvl>
+    <w:lvl w:ilvl="2" w:tentative="1">
+      <w:start w:val="1"/>
+      <w:numFmt w:val="bullet"/>
+      <w:lvlText w:val=""/>
+      <w:lvlJc w:val="left"/>
+      <w:pPr>
+        <w:tabs>
+          <w:tab w:val="num" w:pos="2160"/>
+        </w:tabs>
+        <w:ind w:left="2160" w:hanging="360"/>
+      </w:pPr>
+      <w:rPr>
+        <w:rFonts w:ascii="Wingdings" w:hAnsi="Wingdings" w:hint="default"/>
+        <w:sz w:val="20"/>
+      </w:rPr>
+    </w:lvl>
+    <w:lvl w:ilvl="3" w:tentative="1">
+      <w:start w:val="1"/>
+      <w:numFmt w:val="bullet"/>
+      <w:lvlText w:val=""/>
+      <w:lvlJc w:val="left"/>
+      <w:pPr>
+        <w:tabs>
+          <w:tab w:val="num" w:pos="2880"/>
+        </w:tabs>
+        <w:ind w:left="2880" w:hanging="360"/>
+      </w:pPr>
+      <w:rPr>
+        <w:rFonts w:ascii="Wingdings" w:hAnsi="Wingdings" w:hint="default"/>
+        <w:sz w:val="20"/>
+      </w:rPr>
+    </w:lvl>
+    <w:lvl w:ilvl="4" w:tentative="1">
+      <w:start w:val="1"/>
+      <w:numFmt w:val="bullet"/>
+      <w:lvlText w:val=""/>
+      <w:lvlJc w:val="left"/>
+      <w:pPr>
+        <w:tabs>
+          <w:tab w:val="num" w:pos="3600"/>
+        </w:tabs>
+        <w:ind w:left="3600" w:hanging="360"/>
+      </w:pPr>
+      <w:rPr>
+        <w:rFonts w:ascii="Wingdings" w:hAnsi="Wingdings" w:hint="default"/>
+        <w:sz w:val="20"/>
+      </w:rPr>
+    </w:lvl>
+    <w:lvl w:ilvl="5" w:tentative="1">
+      <w:start w:val="1"/>
+      <w:numFmt w:val="bullet"/>
+      <w:lvlText w:val=""/>
+      <w:lvlJc w:val="left"/>
+      <w:pPr>
+        <w:tabs>
+          <w:tab w:val="num" w:pos="4320"/>
+        </w:tabs>
+        <w:ind w:left="4320" w:hanging="360"/>
+      </w:pPr>
+      <w:rPr>
+        <w:rFonts w:ascii="Wingdings" w:hAnsi="Wingdings" w:hint="default"/>
+        <w:sz w:val="20"/>
+      </w:rPr>
+    </w:lvl>
+    <w:lvl w:ilvl="6" w:tentative="1">
+      <w:start w:val="1"/>
+      <w:numFmt w:val="bullet"/>
+      <w:lvlText w:val=""/>
+      <w:lvlJc w:val="left"/>
+      <w:pPr>
+        <w:tabs>
+          <w:tab w:val="num" w:pos="5040"/>
+        </w:tabs>
+        <w:ind w:left="5040" w:hanging="360"/>
+      </w:pPr>
+      <w:rPr>
+        <w:rFonts w:ascii="Wingdings" w:hAnsi="Wingdings" w:hint="default"/>
+        <w:sz w:val="20"/>
+      </w:rPr>
+    </w:lvl>
+    <w:lvl w:ilvl="7" w:tentative="1">
+      <w:start w:val="1"/>
+      <w:numFmt w:val="bullet"/>
+      <w:lvlText w:val=""/>
+      <w:lvlJc w:val="left"/>
+      <w:pPr>
+        <w:tabs>
+          <w:tab w:val="num" w:pos="5760"/>
+        </w:tabs>
+        <w:ind w:left="5760" w:hanging="360"/>
+      </w:pPr>
+      <w:rPr>
+        <w:rFonts w:ascii="Wingdings" w:hAnsi="Wingdings" w:hint="default"/>
+        <w:sz w:val="20"/>
+      </w:rPr>
+    </w:lvl>
+    <w:lvl w:ilvl="8" w:tentative="1">
+      <w:start w:val="1"/>
+      <w:numFmt w:val="bullet"/>
+      <w:lvlText w:val=""/>
+      <w:lvlJc w:val="left"/>
+      <w:pPr>
+        <w:tabs>
+          <w:tab w:val="num" w:pos="6480"/>
+        </w:tabs>
+        <w:ind w:left="6480" w:hanging="360"/>
+      </w:pPr>
+      <w:rPr>
+        <w:rFonts w:ascii="Wingdings" w:hAnsi="Wingdings" w:hint="default"/>
+        <w:sz w:val="20"/>
+      </w:rPr>
+    </w:lvl>
+  </w:abstractNum>
+  <w:abstractNum w:abstractNumId="3" w15:restartNumberingAfterBreak="0">
     <w:nsid w:val="1FF069B8"/>
     <w:multiLevelType w:val="multilevel"/>
     <w:tmpl w:val="2AD21E8E"/>
@@ -507,7 +2857,418 @@
       </w:pPr>
     </w:lvl>
   </w:abstractNum>
-  <w:abstractNum w:abstractNumId="1" w15:restartNumberingAfterBreak="0">
+  <w:abstractNum w:abstractNumId="4" w15:restartNumberingAfterBreak="0">
+    <w:nsid w:val="2C167749"/>
+    <w:multiLevelType w:val="multilevel"/>
+    <w:tmpl w:val="DC38D154"/>
+    <w:lvl w:ilvl="0">
+      <w:start w:val="1"/>
+      <w:numFmt w:val="decimal"/>
+      <w:lvlText w:val="%1."/>
+      <w:lvlJc w:val="left"/>
+      <w:pPr>
+        <w:tabs>
+          <w:tab w:val="num" w:pos="720"/>
+        </w:tabs>
+        <w:ind w:left="720" w:hanging="360"/>
+      </w:pPr>
+    </w:lvl>
+    <w:lvl w:ilvl="1" w:tentative="1">
+      <w:start w:val="1"/>
+      <w:numFmt w:val="decimal"/>
+      <w:lvlText w:val="%2."/>
+      <w:lvlJc w:val="left"/>
+      <w:pPr>
+        <w:tabs>
+          <w:tab w:val="num" w:pos="1440"/>
+        </w:tabs>
+        <w:ind w:left="1440" w:hanging="360"/>
+      </w:pPr>
+    </w:lvl>
+    <w:lvl w:ilvl="2" w:tentative="1">
+      <w:start w:val="1"/>
+      <w:numFmt w:val="decimal"/>
+      <w:lvlText w:val="%3."/>
+      <w:lvlJc w:val="left"/>
+      <w:pPr>
+        <w:tabs>
+          <w:tab w:val="num" w:pos="2160"/>
+        </w:tabs>
+        <w:ind w:left="2160" w:hanging="360"/>
+      </w:pPr>
+    </w:lvl>
+    <w:lvl w:ilvl="3" w:tentative="1">
+      <w:start w:val="1"/>
+      <w:numFmt w:val="decimal"/>
+      <w:lvlText w:val="%4."/>
+      <w:lvlJc w:val="left"/>
+      <w:pPr>
+        <w:tabs>
+          <w:tab w:val="num" w:pos="2880"/>
+        </w:tabs>
+        <w:ind w:left="2880" w:hanging="360"/>
+      </w:pPr>
+    </w:lvl>
+    <w:lvl w:ilvl="4" w:tentative="1">
+      <w:start w:val="1"/>
+      <w:numFmt w:val="decimal"/>
+      <w:lvlText w:val="%5."/>
+      <w:lvlJc w:val="left"/>
+      <w:pPr>
+        <w:tabs>
+          <w:tab w:val="num" w:pos="3600"/>
+        </w:tabs>
+        <w:ind w:left="3600" w:hanging="360"/>
+      </w:pPr>
+    </w:lvl>
+    <w:lvl w:ilvl="5" w:tentative="1">
+      <w:start w:val="1"/>
+      <w:numFmt w:val="decimal"/>
+      <w:lvlText w:val="%6."/>
+      <w:lvlJc w:val="left"/>
+      <w:pPr>
+        <w:tabs>
+          <w:tab w:val="num" w:pos="4320"/>
+        </w:tabs>
+        <w:ind w:left="4320" w:hanging="360"/>
+      </w:pPr>
+    </w:lvl>
+    <w:lvl w:ilvl="6" w:tentative="1">
+      <w:start w:val="1"/>
+      <w:numFmt w:val="decimal"/>
+      <w:lvlText w:val="%7."/>
+      <w:lvlJc w:val="left"/>
+      <w:pPr>
+        <w:tabs>
+          <w:tab w:val="num" w:pos="5040"/>
+        </w:tabs>
+        <w:ind w:left="5040" w:hanging="360"/>
+      </w:pPr>
+    </w:lvl>
+    <w:lvl w:ilvl="7" w:tentative="1">
+      <w:start w:val="1"/>
+      <w:numFmt w:val="decimal"/>
+      <w:lvlText w:val="%8."/>
+      <w:lvlJc w:val="left"/>
+      <w:pPr>
+        <w:tabs>
+          <w:tab w:val="num" w:pos="5760"/>
+        </w:tabs>
+        <w:ind w:left="5760" w:hanging="360"/>
+      </w:pPr>
+    </w:lvl>
+    <w:lvl w:ilvl="8" w:tentative="1">
+      <w:start w:val="1"/>
+      <w:numFmt w:val="decimal"/>
+      <w:lvlText w:val="%9."/>
+      <w:lvlJc w:val="left"/>
+      <w:pPr>
+        <w:tabs>
+          <w:tab w:val="num" w:pos="6480"/>
+        </w:tabs>
+        <w:ind w:left="6480" w:hanging="360"/>
+      </w:pPr>
+    </w:lvl>
+  </w:abstractNum>
+  <w:abstractNum w:abstractNumId="5" w15:restartNumberingAfterBreak="0">
+    <w:nsid w:val="3D1C280D"/>
+    <w:multiLevelType w:val="multilevel"/>
+    <w:tmpl w:val="8A98535E"/>
+    <w:lvl w:ilvl="0">
+      <w:start w:val="1"/>
+      <w:numFmt w:val="bullet"/>
+      <w:lvlText w:val=""/>
+      <w:lvlJc w:val="left"/>
+      <w:pPr>
+        <w:tabs>
+          <w:tab w:val="num" w:pos="720"/>
+        </w:tabs>
+        <w:ind w:left="720" w:hanging="360"/>
+      </w:pPr>
+      <w:rPr>
+        <w:rFonts w:ascii="Symbol" w:hAnsi="Symbol" w:hint="default"/>
+        <w:sz w:val="20"/>
+      </w:rPr>
+    </w:lvl>
+    <w:lvl w:ilvl="1" w:tentative="1">
+      <w:start w:val="1"/>
+      <w:numFmt w:val="bullet"/>
+      <w:lvlText w:val="o"/>
+      <w:lvlJc w:val="left"/>
+      <w:pPr>
+        <w:tabs>
+          <w:tab w:val="num" w:pos="1440"/>
+        </w:tabs>
+        <w:ind w:left="1440" w:hanging="360"/>
+      </w:pPr>
+      <w:rPr>
+        <w:rFonts w:ascii="Courier New" w:hAnsi="Courier New" w:hint="default"/>
+        <w:sz w:val="20"/>
+      </w:rPr>
+    </w:lvl>
+    <w:lvl w:ilvl="2" w:tentative="1">
+      <w:start w:val="1"/>
+      <w:numFmt w:val="bullet"/>
+      <w:lvlText w:val=""/>
+      <w:lvlJc w:val="left"/>
+      <w:pPr>
+        <w:tabs>
+          <w:tab w:val="num" w:pos="2160"/>
+        </w:tabs>
+        <w:ind w:left="2160" w:hanging="360"/>
+      </w:pPr>
+      <w:rPr>
+        <w:rFonts w:ascii="Wingdings" w:hAnsi="Wingdings" w:hint="default"/>
+        <w:sz w:val="20"/>
+      </w:rPr>
+    </w:lvl>
+    <w:lvl w:ilvl="3" w:tentative="1">
+      <w:start w:val="1"/>
+      <w:numFmt w:val="bullet"/>
+      <w:lvlText w:val=""/>
+      <w:lvlJc w:val="left"/>
+      <w:pPr>
+        <w:tabs>
+          <w:tab w:val="num" w:pos="2880"/>
+        </w:tabs>
+        <w:ind w:left="2880" w:hanging="360"/>
+      </w:pPr>
+      <w:rPr>
+        <w:rFonts w:ascii="Wingdings" w:hAnsi="Wingdings" w:hint="default"/>
+        <w:sz w:val="20"/>
+      </w:rPr>
+    </w:lvl>
+    <w:lvl w:ilvl="4" w:tentative="1">
+      <w:start w:val="1"/>
+      <w:numFmt w:val="bullet"/>
+      <w:lvlText w:val=""/>
+      <w:lvlJc w:val="left"/>
+      <w:pPr>
+        <w:tabs>
+          <w:tab w:val="num" w:pos="3600"/>
+        </w:tabs>
+        <w:ind w:left="3600" w:hanging="360"/>
+      </w:pPr>
+      <w:rPr>
+        <w:rFonts w:ascii="Wingdings" w:hAnsi="Wingdings" w:hint="default"/>
+        <w:sz w:val="20"/>
+      </w:rPr>
+    </w:lvl>
+    <w:lvl w:ilvl="5" w:tentative="1">
+      <w:start w:val="1"/>
+      <w:numFmt w:val="bullet"/>
+      <w:lvlText w:val=""/>
+      <w:lvlJc w:val="left"/>
+      <w:pPr>
+        <w:tabs>
+          <w:tab w:val="num" w:pos="4320"/>
+        </w:tabs>
+        <w:ind w:left="4320" w:hanging="360"/>
+      </w:pPr>
+      <w:rPr>
+        <w:rFonts w:ascii="Wingdings" w:hAnsi="Wingdings" w:hint="default"/>
+        <w:sz w:val="20"/>
+      </w:rPr>
+    </w:lvl>
+    <w:lvl w:ilvl="6" w:tentative="1">
+      <w:start w:val="1"/>
+      <w:numFmt w:val="bullet"/>
+      <w:lvlText w:val=""/>
+      <w:lvlJc w:val="left"/>
+      <w:pPr>
+        <w:tabs>
+          <w:tab w:val="num" w:pos="5040"/>
+        </w:tabs>
+        <w:ind w:left="5040" w:hanging="360"/>
+      </w:pPr>
+      <w:rPr>
+        <w:rFonts w:ascii="Wingdings" w:hAnsi="Wingdings" w:hint="default"/>
+        <w:sz w:val="20"/>
+      </w:rPr>
+    </w:lvl>
+    <w:lvl w:ilvl="7" w:tentative="1">
+      <w:start w:val="1"/>
+      <w:numFmt w:val="bullet"/>
+      <w:lvlText w:val=""/>
+      <w:lvlJc w:val="left"/>
+      <w:pPr>
+        <w:tabs>
+          <w:tab w:val="num" w:pos="5760"/>
+        </w:tabs>
+        <w:ind w:left="5760" w:hanging="360"/>
+      </w:pPr>
+      <w:rPr>
+        <w:rFonts w:ascii="Wingdings" w:hAnsi="Wingdings" w:hint="default"/>
+        <w:sz w:val="20"/>
+      </w:rPr>
+    </w:lvl>
+    <w:lvl w:ilvl="8" w:tentative="1">
+      <w:start w:val="1"/>
+      <w:numFmt w:val="bullet"/>
+      <w:lvlText w:val=""/>
+      <w:lvlJc w:val="left"/>
+      <w:pPr>
+        <w:tabs>
+          <w:tab w:val="num" w:pos="6480"/>
+        </w:tabs>
+        <w:ind w:left="6480" w:hanging="360"/>
+      </w:pPr>
+      <w:rPr>
+        <w:rFonts w:ascii="Wingdings" w:hAnsi="Wingdings" w:hint="default"/>
+        <w:sz w:val="20"/>
+      </w:rPr>
+    </w:lvl>
+  </w:abstractNum>
+  <w:abstractNum w:abstractNumId="6" w15:restartNumberingAfterBreak="0">
+    <w:nsid w:val="48DF6330"/>
+    <w:multiLevelType w:val="multilevel"/>
+    <w:tmpl w:val="09F69262"/>
+    <w:lvl w:ilvl="0">
+      <w:start w:val="1"/>
+      <w:numFmt w:val="bullet"/>
+      <w:lvlText w:val=""/>
+      <w:lvlJc w:val="left"/>
+      <w:pPr>
+        <w:tabs>
+          <w:tab w:val="num" w:pos="720"/>
+        </w:tabs>
+        <w:ind w:left="720" w:hanging="360"/>
+      </w:pPr>
+      <w:rPr>
+        <w:rFonts w:ascii="Symbol" w:hAnsi="Symbol" w:hint="default"/>
+        <w:sz w:val="20"/>
+      </w:rPr>
+    </w:lvl>
+    <w:lvl w:ilvl="1" w:tentative="1">
+      <w:start w:val="1"/>
+      <w:numFmt w:val="bullet"/>
+      <w:lvlText w:val="o"/>
+      <w:lvlJc w:val="left"/>
+      <w:pPr>
+        <w:tabs>
+          <w:tab w:val="num" w:pos="1440"/>
+        </w:tabs>
+        <w:ind w:left="1440" w:hanging="360"/>
+      </w:pPr>
+      <w:rPr>
+        <w:rFonts w:ascii="Courier New" w:hAnsi="Courier New" w:hint="default"/>
+        <w:sz w:val="20"/>
+      </w:rPr>
+    </w:lvl>
+    <w:lvl w:ilvl="2" w:tentative="1">
+      <w:start w:val="1"/>
+      <w:numFmt w:val="bullet"/>
+      <w:lvlText w:val=""/>
+      <w:lvlJc w:val="left"/>
+      <w:pPr>
+        <w:tabs>
+          <w:tab w:val="num" w:pos="2160"/>
+        </w:tabs>
+        <w:ind w:left="2160" w:hanging="360"/>
+      </w:pPr>
+      <w:rPr>
+        <w:rFonts w:ascii="Wingdings" w:hAnsi="Wingdings" w:hint="default"/>
+        <w:sz w:val="20"/>
+      </w:rPr>
+    </w:lvl>
+    <w:lvl w:ilvl="3" w:tentative="1">
+      <w:start w:val="1"/>
+      <w:numFmt w:val="bullet"/>
+      <w:lvlText w:val=""/>
+      <w:lvlJc w:val="left"/>
+      <w:pPr>
+        <w:tabs>
+          <w:tab w:val="num" w:pos="2880"/>
+        </w:tabs>
+        <w:ind w:left="2880" w:hanging="360"/>
+      </w:pPr>
+      <w:rPr>
+        <w:rFonts w:ascii="Wingdings" w:hAnsi="Wingdings" w:hint="default"/>
+        <w:sz w:val="20"/>
+      </w:rPr>
+    </w:lvl>
+    <w:lvl w:ilvl="4" w:tentative="1">
+      <w:start w:val="1"/>
+      <w:numFmt w:val="bullet"/>
+      <w:lvlText w:val=""/>
+      <w:lvlJc w:val="left"/>
+      <w:pPr>
+        <w:tabs>
+          <w:tab w:val="num" w:pos="3600"/>
+        </w:tabs>
+        <w:ind w:left="3600" w:hanging="360"/>
+      </w:pPr>
+      <w:rPr>
+        <w:rFonts w:ascii="Wingdings" w:hAnsi="Wingdings" w:hint="default"/>
+        <w:sz w:val="20"/>
+      </w:rPr>
+    </w:lvl>
+    <w:lvl w:ilvl="5" w:tentative="1">
+      <w:start w:val="1"/>
+      <w:numFmt w:val="bullet"/>
+      <w:lvlText w:val=""/>
+      <w:lvlJc w:val="left"/>
+      <w:pPr>
+        <w:tabs>
+          <w:tab w:val="num" w:pos="4320"/>
+        </w:tabs>
+        <w:ind w:left="4320" w:hanging="360"/>
+      </w:pPr>
+      <w:rPr>
+        <w:rFonts w:ascii="Wingdings" w:hAnsi="Wingdings" w:hint="default"/>
+        <w:sz w:val="20"/>
+      </w:rPr>
+    </w:lvl>
+    <w:lvl w:ilvl="6" w:tentative="1">
+      <w:start w:val="1"/>
+      <w:numFmt w:val="bullet"/>
+      <w:lvlText w:val=""/>
+      <w:lvlJc w:val="left"/>
+      <w:pPr>
+        <w:tabs>
+          <w:tab w:val="num" w:pos="5040"/>
+        </w:tabs>
+        <w:ind w:left="5040" w:hanging="360"/>
+      </w:pPr>
+      <w:rPr>
+        <w:rFonts w:ascii="Wingdings" w:hAnsi="Wingdings" w:hint="default"/>
+        <w:sz w:val="20"/>
+      </w:rPr>
+    </w:lvl>
+    <w:lvl w:ilvl="7" w:tentative="1">
+      <w:start w:val="1"/>
+      <w:numFmt w:val="bullet"/>
+      <w:lvlText w:val=""/>
+      <w:lvlJc w:val="left"/>
+      <w:pPr>
+        <w:tabs>
+          <w:tab w:val="num" w:pos="5760"/>
+        </w:tabs>
+        <w:ind w:left="5760" w:hanging="360"/>
+      </w:pPr>
+      <w:rPr>
+        <w:rFonts w:ascii="Wingdings" w:hAnsi="Wingdings" w:hint="default"/>
+        <w:sz w:val="20"/>
+      </w:rPr>
+    </w:lvl>
+    <w:lvl w:ilvl="8" w:tentative="1">
+      <w:start w:val="1"/>
+      <w:numFmt w:val="bullet"/>
+      <w:lvlText w:val=""/>
+      <w:lvlJc w:val="left"/>
+      <w:pPr>
+        <w:tabs>
+          <w:tab w:val="num" w:pos="6480"/>
+        </w:tabs>
+        <w:ind w:left="6480" w:hanging="360"/>
+      </w:pPr>
+      <w:rPr>
+        <w:rFonts w:ascii="Wingdings" w:hAnsi="Wingdings" w:hint="default"/>
+        <w:sz w:val="20"/>
+      </w:rPr>
+    </w:lvl>
+  </w:abstractNum>
+  <w:abstractNum w:abstractNumId="7" w15:restartNumberingAfterBreak="0">
     <w:nsid w:val="4C6C0DEC"/>
     <w:multiLevelType w:val="multilevel"/>
     <w:tmpl w:val="83409C04"/>
@@ -657,10 +3418,28 @@
     </w:lvl>
   </w:abstractNum>
   <w:num w:numId="1">
+    <w:abstractNumId w:val="3"/>
+  </w:num>
+  <w:num w:numId="2">
+    <w:abstractNumId w:val="7"/>
+  </w:num>
+  <w:num w:numId="3">
     <w:abstractNumId w:val="0"/>
   </w:num>
-  <w:num w:numId="2">
+  <w:num w:numId="4">
+    <w:abstractNumId w:val="2"/>
+  </w:num>
+  <w:num w:numId="5">
+    <w:abstractNumId w:val="4"/>
+  </w:num>
+  <w:num w:numId="6">
     <w:abstractNumId w:val="1"/>
+  </w:num>
+  <w:num w:numId="7">
+    <w:abstractNumId w:val="6"/>
+  </w:num>
+  <w:num w:numId="8">
+    <w:abstractNumId w:val="5"/>
   </w:num>
 </w:numbering>
 </file>
@@ -1078,6 +3857,29 @@
       <w:szCs w:val="27"/>
     </w:rPr>
   </w:style>
+  <w:style w:type="paragraph" w:styleId="Heading4">
+    <w:name w:val="heading 4"/>
+    <w:basedOn w:val="Normal"/>
+    <w:next w:val="Normal"/>
+    <w:link w:val="Heading4Char"/>
+    <w:uiPriority w:val="9"/>
+    <w:semiHidden/>
+    <w:unhideWhenUsed/>
+    <w:qFormat/>
+    <w:rsid w:val="00A26C4A"/>
+    <w:pPr>
+      <w:keepNext/>
+      <w:keepLines/>
+      <w:spacing w:before="40" w:after="0"/>
+      <w:outlineLvl w:val="3"/>
+    </w:pPr>
+    <w:rPr>
+      <w:rFonts w:asciiTheme="majorHAnsi" w:eastAsiaTheme="majorEastAsia" w:hAnsiTheme="majorHAnsi" w:cstheme="majorBidi"/>
+      <w:i/>
+      <w:iCs/>
+      <w:color w:val="2E74B5" w:themeColor="accent1" w:themeShade="BF"/>
+    </w:rPr>
+  </w:style>
   <w:style w:type="character" w:default="1" w:styleId="DefaultParagraphFont">
     <w:name w:val="Default Paragraph Font"/>
     <w:uiPriority w:val="1"/>
@@ -1133,6 +3935,33 @@
       <w:rFonts w:ascii="Times New Roman" w:eastAsia="Times New Roman" w:hAnsi="Times New Roman" w:cs="Times New Roman"/>
       <w:sz w:val="24"/>
       <w:szCs w:val="24"/>
+    </w:rPr>
+  </w:style>
+  <w:style w:type="character" w:customStyle="1" w:styleId="Heading4Char">
+    <w:name w:val="Heading 4 Char"/>
+    <w:basedOn w:val="DefaultParagraphFont"/>
+    <w:link w:val="Heading4"/>
+    <w:uiPriority w:val="9"/>
+    <w:semiHidden/>
+    <w:rsid w:val="00A26C4A"/>
+    <w:rPr>
+      <w:rFonts w:asciiTheme="majorHAnsi" w:eastAsiaTheme="majorEastAsia" w:hAnsiTheme="majorHAnsi" w:cstheme="majorBidi"/>
+      <w:i/>
+      <w:iCs/>
+      <w:color w:val="2E74B5" w:themeColor="accent1" w:themeShade="BF"/>
+    </w:rPr>
+  </w:style>
+  <w:style w:type="character" w:styleId="HTMLCode">
+    <w:name w:val="HTML Code"/>
+    <w:basedOn w:val="DefaultParagraphFont"/>
+    <w:uiPriority w:val="99"/>
+    <w:semiHidden/>
+    <w:unhideWhenUsed/>
+    <w:rsid w:val="00A26C4A"/>
+    <w:rPr>
+      <w:rFonts w:ascii="Courier New" w:eastAsia="Times New Roman" w:hAnsi="Courier New" w:cs="Courier New"/>
+      <w:sz w:val="20"/>
+      <w:szCs w:val="20"/>
     </w:rPr>
   </w:style>
 </w:styles>

--- a/CEP.docx
+++ b/CEP.docx
@@ -183,20 +183,73 @@
     </w:p>
     <w:p>
       <w:pPr>
-        <w:pStyle w:val="NormalWeb"/>
-      </w:pPr>
-    </w:p>
-    <w:p>
-      <w:pPr>
-        <w:pStyle w:val="NormalWeb"/>
-      </w:pPr>
-    </w:p>
-    <w:p>
-      <w:pPr>
         <w:pStyle w:val="Heading3"/>
       </w:pPr>
-      <w:r>
+    </w:p>
+    <w:p>
+      <w:pPr>
+        <w:pStyle w:val="Heading3"/>
+      </w:pPr>
+    </w:p>
+    <w:p>
+      <w:pPr>
+        <w:pStyle w:val="Heading3"/>
+      </w:pPr>
+      <w:bookmarkStart w:id="0" w:name="_GoBack"/>
+      <w:r>
+        <w:rPr>
+          <w:noProof/>
+        </w:rPr>
         <w:lastRenderedPageBreak/>
+        <w:drawing>
+          <wp:inline distT="0" distB="0" distL="0" distR="0">
+            <wp:extent cx="5943600" cy="2712720"/>
+            <wp:effectExtent l="0" t="0" r="0" b="0"/>
+            <wp:docPr id="5" name="Picture 5"/>
+            <wp:cNvGraphicFramePr>
+              <a:graphicFrameLocks xmlns:a="http://schemas.openxmlformats.org/drawingml/2006/main" noChangeAspect="1"/>
+            </wp:cNvGraphicFramePr>
+            <a:graphic xmlns:a="http://schemas.openxmlformats.org/drawingml/2006/main">
+              <a:graphicData uri="http://schemas.openxmlformats.org/drawingml/2006/picture">
+                <pic:pic xmlns:pic="http://schemas.openxmlformats.org/drawingml/2006/picture">
+                  <pic:nvPicPr>
+                    <pic:cNvPr id="5" name="WhatsApp Image 2026-04-25 at 12.37.26 PM.jpeg"/>
+                    <pic:cNvPicPr/>
+                  </pic:nvPicPr>
+                  <pic:blipFill>
+                    <a:blip r:embed="rId5">
+                      <a:extLst>
+                        <a:ext uri="{28A0092B-C50C-407E-A947-70E740481C1C}">
+                          <a14:useLocalDpi xmlns:a14="http://schemas.microsoft.com/office/drawing/2010/main" val="0"/>
+                        </a:ext>
+                      </a:extLst>
+                    </a:blip>
+                    <a:stretch>
+                      <a:fillRect/>
+                    </a:stretch>
+                  </pic:blipFill>
+                  <pic:spPr>
+                    <a:xfrm>
+                      <a:off x="0" y="0"/>
+                      <a:ext cx="5943600" cy="2712720"/>
+                    </a:xfrm>
+                    <a:prstGeom prst="rect">
+                      <a:avLst/>
+                    </a:prstGeom>
+                  </pic:spPr>
+                </pic:pic>
+              </a:graphicData>
+            </a:graphic>
+          </wp:inline>
+        </w:drawing>
+      </w:r>
+      <w:bookmarkEnd w:id="0"/>
+    </w:p>
+    <w:p>
+      <w:pPr>
+        <w:pStyle w:val="Heading3"/>
+      </w:pPr>
+      <w:r>
         <w:t>4. Functional Dependencies</w:t>
       </w:r>
     </w:p>
@@ -226,21 +279,12 @@
       <w:r>
         <w:t xml:space="preserve"> </w:t>
       </w:r>
-      <w:proofErr w:type="spellStart"/>
       <w:r>
         <w:rPr>
           <w:rStyle w:val="HTMLCode"/>
           <w:rFonts w:eastAsiaTheme="majorEastAsia"/>
         </w:rPr>
-        <w:t>Customer_ID</w:t>
-      </w:r>
-      <w:proofErr w:type="spellEnd"/>
-      <w:r>
-        <w:rPr>
-          <w:rStyle w:val="HTMLCode"/>
-          <w:rFonts w:eastAsiaTheme="majorEastAsia"/>
-        </w:rPr>
-        <w:t xml:space="preserve"> → Name, Phone</w:t>
+        <w:t>Customer_ID → Name, Phone</w:t>
       </w:r>
     </w:p>
     <w:p>
@@ -261,47 +305,13 @@
       <w:r>
         <w:t xml:space="preserve"> </w:t>
       </w:r>
-      <w:proofErr w:type="spellStart"/>
       <w:r>
         <w:rPr>
           <w:rStyle w:val="HTMLCode"/>
           <w:rFonts w:eastAsiaTheme="majorEastAsia"/>
         </w:rPr>
-        <w:t>Property_ID</w:t>
-      </w:r>
-      <w:proofErr w:type="spellEnd"/>
-      <w:r>
-        <w:rPr>
-          <w:rStyle w:val="HTMLCode"/>
-          <w:rFonts w:eastAsiaTheme="majorEastAsia"/>
-        </w:rPr>
-        <w:t xml:space="preserve"> → </w:t>
-      </w:r>
-      <w:proofErr w:type="spellStart"/>
-      <w:r>
-        <w:rPr>
-          <w:rStyle w:val="HTMLCode"/>
-          <w:rFonts w:eastAsiaTheme="majorEastAsia"/>
-        </w:rPr>
-        <w:t>Property_Type</w:t>
-      </w:r>
-      <w:proofErr w:type="spellEnd"/>
-      <w:r>
-        <w:rPr>
-          <w:rStyle w:val="HTMLCode"/>
-          <w:rFonts w:eastAsiaTheme="majorEastAsia"/>
-        </w:rPr>
-        <w:t xml:space="preserve">, Area, Address, Dimensions, Price, Status, </w:t>
-      </w:r>
-      <w:proofErr w:type="spellStart"/>
-      <w:r>
-        <w:rPr>
-          <w:rStyle w:val="HTMLCode"/>
-          <w:rFonts w:eastAsiaTheme="majorEastAsia"/>
-        </w:rPr>
-        <w:t>Owner_ID</w:t>
-      </w:r>
-      <w:proofErr w:type="spellEnd"/>
+        <w:t>Property_ID → Property_Type, Area, Address, Dimensions, Price, Status, Owner_ID</w:t>
+      </w:r>
     </w:p>
     <w:p>
       <w:pPr>
@@ -321,101 +331,12 @@
       <w:r>
         <w:t xml:space="preserve"> </w:t>
       </w:r>
-      <w:proofErr w:type="spellStart"/>
       <w:r>
         <w:rPr>
           <w:rStyle w:val="HTMLCode"/>
           <w:rFonts w:eastAsiaTheme="majorEastAsia"/>
         </w:rPr>
-        <w:t>Transaction_ID</w:t>
-      </w:r>
-      <w:proofErr w:type="spellEnd"/>
-      <w:r>
-        <w:rPr>
-          <w:rStyle w:val="HTMLCode"/>
-          <w:rFonts w:eastAsiaTheme="majorEastAsia"/>
-        </w:rPr>
-        <w:t xml:space="preserve"> → </w:t>
-      </w:r>
-      <w:proofErr w:type="spellStart"/>
-      <w:r>
-        <w:rPr>
-          <w:rStyle w:val="HTMLCode"/>
-          <w:rFonts w:eastAsiaTheme="majorEastAsia"/>
-        </w:rPr>
-        <w:t>Property_ID</w:t>
-      </w:r>
-      <w:proofErr w:type="spellEnd"/>
-      <w:r>
-        <w:rPr>
-          <w:rStyle w:val="HTMLCode"/>
-          <w:rFonts w:eastAsiaTheme="majorEastAsia"/>
-        </w:rPr>
-        <w:t xml:space="preserve">, </w:t>
-      </w:r>
-      <w:proofErr w:type="spellStart"/>
-      <w:r>
-        <w:rPr>
-          <w:rStyle w:val="HTMLCode"/>
-          <w:rFonts w:eastAsiaTheme="majorEastAsia"/>
-        </w:rPr>
-        <w:t>Seller_ID</w:t>
-      </w:r>
-      <w:proofErr w:type="spellEnd"/>
-      <w:r>
-        <w:rPr>
-          <w:rStyle w:val="HTMLCode"/>
-          <w:rFonts w:eastAsiaTheme="majorEastAsia"/>
-        </w:rPr>
-        <w:t xml:space="preserve">, </w:t>
-      </w:r>
-      <w:proofErr w:type="spellStart"/>
-      <w:r>
-        <w:rPr>
-          <w:rStyle w:val="HTMLCode"/>
-          <w:rFonts w:eastAsiaTheme="majorEastAsia"/>
-        </w:rPr>
-        <w:t>Buyer_ID</w:t>
-      </w:r>
-      <w:proofErr w:type="spellEnd"/>
-      <w:r>
-        <w:rPr>
-          <w:rStyle w:val="HTMLCode"/>
-          <w:rFonts w:eastAsiaTheme="majorEastAsia"/>
-        </w:rPr>
-        <w:t xml:space="preserve">, </w:t>
-      </w:r>
-      <w:proofErr w:type="spellStart"/>
-      <w:r>
-        <w:rPr>
-          <w:rStyle w:val="HTMLCode"/>
-          <w:rFonts w:eastAsiaTheme="majorEastAsia"/>
-        </w:rPr>
-        <w:t>Deal_Price</w:t>
-      </w:r>
-      <w:proofErr w:type="spellEnd"/>
-      <w:r>
-        <w:rPr>
-          <w:rStyle w:val="HTMLCode"/>
-          <w:rFonts w:eastAsiaTheme="majorEastAsia"/>
-        </w:rPr>
-        <w:t xml:space="preserve">, </w:t>
-      </w:r>
-      <w:proofErr w:type="spellStart"/>
-      <w:r>
-        <w:rPr>
-          <w:rStyle w:val="HTMLCode"/>
-          <w:rFonts w:eastAsiaTheme="majorEastAsia"/>
-        </w:rPr>
-        <w:t>Agency_Commission</w:t>
-      </w:r>
-      <w:proofErr w:type="spellEnd"/>
-      <w:r>
-        <w:rPr>
-          <w:rStyle w:val="HTMLCode"/>
-          <w:rFonts w:eastAsiaTheme="majorEastAsia"/>
-        </w:rPr>
-        <w:t>, Date</w:t>
+        <w:t>Transaction_ID → Property_ID, Seller_ID, Buyer_ID, Deal_Price, Agency_Commission, Date</w:t>
       </w:r>
     </w:p>
     <w:p>
@@ -436,69 +357,12 @@
       <w:r>
         <w:t xml:space="preserve"> </w:t>
       </w:r>
-      <w:proofErr w:type="spellStart"/>
       <w:r>
         <w:rPr>
           <w:rStyle w:val="HTMLCode"/>
           <w:rFonts w:eastAsiaTheme="majorEastAsia"/>
         </w:rPr>
-        <w:t>Meeting_ID</w:t>
-      </w:r>
-      <w:proofErr w:type="spellEnd"/>
-      <w:r>
-        <w:rPr>
-          <w:rStyle w:val="HTMLCode"/>
-          <w:rFonts w:eastAsiaTheme="majorEastAsia"/>
-        </w:rPr>
-        <w:t xml:space="preserve"> → </w:t>
-      </w:r>
-      <w:proofErr w:type="spellStart"/>
-      <w:r>
-        <w:rPr>
-          <w:rStyle w:val="HTMLCode"/>
-          <w:rFonts w:eastAsiaTheme="majorEastAsia"/>
-        </w:rPr>
-        <w:t>Customer_ID</w:t>
-      </w:r>
-      <w:proofErr w:type="spellEnd"/>
-      <w:r>
-        <w:rPr>
-          <w:rStyle w:val="HTMLCode"/>
-          <w:rFonts w:eastAsiaTheme="majorEastAsia"/>
-        </w:rPr>
-        <w:t xml:space="preserve">, </w:t>
-      </w:r>
-      <w:proofErr w:type="spellStart"/>
-      <w:r>
-        <w:rPr>
-          <w:rStyle w:val="HTMLCode"/>
-          <w:rFonts w:eastAsiaTheme="majorEastAsia"/>
-        </w:rPr>
-        <w:t>Meeting_Date</w:t>
-      </w:r>
-      <w:proofErr w:type="spellEnd"/>
-      <w:r>
-        <w:rPr>
-          <w:rStyle w:val="HTMLCode"/>
-          <w:rFonts w:eastAsiaTheme="majorEastAsia"/>
-        </w:rPr>
-        <w:t xml:space="preserve">, </w:t>
-      </w:r>
-      <w:proofErr w:type="spellStart"/>
-      <w:r>
-        <w:rPr>
-          <w:rStyle w:val="HTMLCode"/>
-          <w:rFonts w:eastAsiaTheme="majorEastAsia"/>
-        </w:rPr>
-        <w:t>Meeting_Time</w:t>
-      </w:r>
-      <w:proofErr w:type="spellEnd"/>
-      <w:r>
-        <w:rPr>
-          <w:rStyle w:val="HTMLCode"/>
-          <w:rFonts w:eastAsiaTheme="majorEastAsia"/>
-        </w:rPr>
-        <w:t>, Comments, Status</w:t>
+        <w:t>Meeting_ID → Customer_ID, Meeting_Date, Meeting_Time, Comments, Status</w:t>
       </w:r>
     </w:p>
     <w:p>
@@ -527,15 +391,7 @@
         <w:pStyle w:val="NormalWeb"/>
       </w:pPr>
       <w:r>
-        <w:t xml:space="preserve">Normalization is the process of organizing data to reduce redundancy and improve data integrity. In this project, we transformed an </w:t>
-      </w:r>
-      <w:proofErr w:type="spellStart"/>
-      <w:r>
-        <w:t>unnormalized</w:t>
-      </w:r>
-      <w:proofErr w:type="spellEnd"/>
-      <w:r>
-        <w:t xml:space="preserve"> data structure into a fully normalized relational database.</w:t>
+        <w:t>Normalization is the process of organizing data to reduce redundancy and improve data integrity. In this project, we transformed an unnormalized data structure into a fully normalized relational database.</w:t>
       </w:r>
     </w:p>
     <w:p>
@@ -568,7 +424,11 @@
         <w:t>Process:</w:t>
       </w:r>
       <w:r>
-        <w:t xml:space="preserve"> Initially, a real estate agency might store all property, owner, and meeting details in flat files or spreadsheets. To achieve 1NF, we separated the data into logical entities and assigned a unique </w:t>
+        <w:t xml:space="preserve"> Initially, a real estate agency might store all </w:t>
+      </w:r>
+      <w:r>
+        <w:lastRenderedPageBreak/>
+        <w:t xml:space="preserve">property, owner, and meeting details in flat files or spreadsheets. To achieve 1NF, we separated the data into logical entities and assigned a unique </w:t>
       </w:r>
       <w:r>
         <w:rPr>
@@ -665,14 +525,12 @@
       <w:r>
         <w:t xml:space="preserve"> [PK], </w:t>
       </w:r>
-      <w:proofErr w:type="spellStart"/>
       <w:r>
         <w:rPr>
           <w:rStyle w:val="HTMLCode"/>
         </w:rPr>
         <w:t>property_type</w:t>
       </w:r>
-      <w:proofErr w:type="spellEnd"/>
       <w:r>
         <w:t xml:space="preserve">, </w:t>
       </w:r>
@@ -721,25 +579,21 @@
       <w:r>
         <w:t xml:space="preserve">, </w:t>
       </w:r>
-      <w:proofErr w:type="spellStart"/>
       <w:r>
         <w:rPr>
           <w:rStyle w:val="HTMLCode"/>
         </w:rPr>
         <w:t>owner_name</w:t>
       </w:r>
-      <w:proofErr w:type="spellEnd"/>
-      <w:r>
-        <w:t xml:space="preserve">, </w:t>
-      </w:r>
-      <w:proofErr w:type="spellStart"/>
+      <w:r>
+        <w:t xml:space="preserve">, </w:t>
+      </w:r>
       <w:r>
         <w:rPr>
           <w:rStyle w:val="HTMLCode"/>
         </w:rPr>
         <w:t>owner_phone</w:t>
       </w:r>
-      <w:proofErr w:type="spellEnd"/>
       <w:r>
         <w:t>)</w:t>
       </w:r>
@@ -771,80 +625,66 @@
       <w:r>
         <w:t xml:space="preserve"> [PK], </w:t>
       </w:r>
-      <w:proofErr w:type="spellStart"/>
       <w:r>
         <w:rPr>
           <w:rStyle w:val="HTMLCode"/>
         </w:rPr>
         <w:t>property_id</w:t>
       </w:r>
-      <w:proofErr w:type="spellEnd"/>
-      <w:r>
-        <w:t xml:space="preserve">, </w:t>
-      </w:r>
-      <w:proofErr w:type="spellStart"/>
+      <w:r>
+        <w:t xml:space="preserve">, </w:t>
+      </w:r>
       <w:r>
         <w:rPr>
           <w:rStyle w:val="HTMLCode"/>
         </w:rPr>
         <w:t>transaction_type</w:t>
       </w:r>
-      <w:proofErr w:type="spellEnd"/>
-      <w:r>
-        <w:t xml:space="preserve">, </w:t>
-      </w:r>
-      <w:proofErr w:type="spellStart"/>
+      <w:r>
+        <w:t xml:space="preserve">, </w:t>
+      </w:r>
       <w:r>
         <w:rPr>
           <w:rStyle w:val="HTMLCode"/>
         </w:rPr>
         <w:t>seller_name</w:t>
       </w:r>
-      <w:proofErr w:type="spellEnd"/>
-      <w:r>
-        <w:t xml:space="preserve">, </w:t>
-      </w:r>
-      <w:proofErr w:type="spellStart"/>
+      <w:r>
+        <w:t xml:space="preserve">, </w:t>
+      </w:r>
       <w:r>
         <w:rPr>
           <w:rStyle w:val="HTMLCode"/>
         </w:rPr>
         <w:t>buyer_name</w:t>
       </w:r>
-      <w:proofErr w:type="spellEnd"/>
-      <w:r>
-        <w:t xml:space="preserve">, </w:t>
-      </w:r>
-      <w:proofErr w:type="spellStart"/>
+      <w:r>
+        <w:t xml:space="preserve">, </w:t>
+      </w:r>
       <w:r>
         <w:rPr>
           <w:rStyle w:val="HTMLCode"/>
         </w:rPr>
         <w:t>property_price</w:t>
       </w:r>
-      <w:proofErr w:type="spellEnd"/>
-      <w:r>
-        <w:t xml:space="preserve">, </w:t>
-      </w:r>
-      <w:proofErr w:type="spellStart"/>
+      <w:r>
+        <w:t xml:space="preserve">, </w:t>
+      </w:r>
       <w:r>
         <w:rPr>
           <w:rStyle w:val="HTMLCode"/>
         </w:rPr>
         <w:t>agency_commission</w:t>
       </w:r>
-      <w:proofErr w:type="spellEnd"/>
-      <w:r>
-        <w:t xml:space="preserve">, </w:t>
-      </w:r>
-      <w:proofErr w:type="spellStart"/>
+      <w:r>
+        <w:t xml:space="preserve">, </w:t>
+      </w:r>
       <w:r>
         <w:rPr>
           <w:rStyle w:val="HTMLCode"/>
         </w:rPr>
         <w:t>transaction_date</w:t>
       </w:r>
-      <w:proofErr w:type="spellEnd"/>
       <w:r>
         <w:t>)</w:t>
       </w:r>
@@ -876,14 +716,12 @@
       <w:r>
         <w:t xml:space="preserve"> [PK], </w:t>
       </w:r>
-      <w:proofErr w:type="spellStart"/>
       <w:r>
         <w:rPr>
           <w:rStyle w:val="HTMLCode"/>
         </w:rPr>
         <w:t>customer_name</w:t>
       </w:r>
-      <w:proofErr w:type="spellEnd"/>
       <w:r>
         <w:t xml:space="preserve">, </w:t>
       </w:r>
@@ -896,25 +734,21 @@
       <w:r>
         <w:t xml:space="preserve">, </w:t>
       </w:r>
-      <w:proofErr w:type="spellStart"/>
       <w:r>
         <w:rPr>
           <w:rStyle w:val="HTMLCode"/>
         </w:rPr>
         <w:t>meeting_date</w:t>
       </w:r>
-      <w:proofErr w:type="spellEnd"/>
-      <w:r>
-        <w:t xml:space="preserve">, </w:t>
-      </w:r>
-      <w:proofErr w:type="spellStart"/>
+      <w:r>
+        <w:t xml:space="preserve">, </w:t>
+      </w:r>
       <w:r>
         <w:rPr>
           <w:rStyle w:val="HTMLCode"/>
         </w:rPr>
         <w:t>meeting_time</w:t>
       </w:r>
-      <w:proofErr w:type="spellEnd"/>
       <w:r>
         <w:t xml:space="preserve">, </w:t>
       </w:r>
@@ -942,7 +776,6 @@
         <w:pStyle w:val="Heading4"/>
       </w:pPr>
       <w:r>
-        <w:lastRenderedPageBreak/>
         <w:t>Stage 2: Second Normal Form (2NF)</w:t>
       </w:r>
     </w:p>
@@ -1075,14 +908,12 @@
       <w:r>
         <w:t xml:space="preserve"> [PK], </w:t>
       </w:r>
-      <w:proofErr w:type="spellStart"/>
       <w:r>
         <w:rPr>
           <w:rStyle w:val="HTMLCode"/>
         </w:rPr>
         <w:t>property_type</w:t>
       </w:r>
-      <w:proofErr w:type="spellEnd"/>
       <w:r>
         <w:t xml:space="preserve">, </w:t>
       </w:r>
@@ -1131,25 +962,21 @@
       <w:r>
         <w:t xml:space="preserve">, </w:t>
       </w:r>
-      <w:proofErr w:type="spellStart"/>
       <w:r>
         <w:rPr>
           <w:rStyle w:val="HTMLCode"/>
         </w:rPr>
         <w:t>owner_name</w:t>
       </w:r>
-      <w:proofErr w:type="spellEnd"/>
-      <w:r>
-        <w:t xml:space="preserve">, </w:t>
-      </w:r>
-      <w:proofErr w:type="spellStart"/>
+      <w:r>
+        <w:t xml:space="preserve">, </w:t>
+      </w:r>
       <w:r>
         <w:rPr>
           <w:rStyle w:val="HTMLCode"/>
         </w:rPr>
         <w:t>owner_phone</w:t>
       </w:r>
-      <w:proofErr w:type="spellEnd"/>
       <w:r>
         <w:t>)</w:t>
       </w:r>
@@ -1181,80 +1008,66 @@
       <w:r>
         <w:t xml:space="preserve"> [PK], </w:t>
       </w:r>
-      <w:proofErr w:type="spellStart"/>
       <w:r>
         <w:rPr>
           <w:rStyle w:val="HTMLCode"/>
         </w:rPr>
         <w:t>property_id</w:t>
       </w:r>
-      <w:proofErr w:type="spellEnd"/>
-      <w:r>
-        <w:t xml:space="preserve">, </w:t>
-      </w:r>
-      <w:proofErr w:type="spellStart"/>
+      <w:r>
+        <w:t xml:space="preserve">, </w:t>
+      </w:r>
       <w:r>
         <w:rPr>
           <w:rStyle w:val="HTMLCode"/>
         </w:rPr>
         <w:t>transaction_type</w:t>
       </w:r>
-      <w:proofErr w:type="spellEnd"/>
-      <w:r>
-        <w:t xml:space="preserve">, </w:t>
-      </w:r>
-      <w:proofErr w:type="spellStart"/>
+      <w:r>
+        <w:t xml:space="preserve">, </w:t>
+      </w:r>
       <w:r>
         <w:rPr>
           <w:rStyle w:val="HTMLCode"/>
         </w:rPr>
         <w:t>seller_name</w:t>
       </w:r>
-      <w:proofErr w:type="spellEnd"/>
-      <w:r>
-        <w:t xml:space="preserve">, </w:t>
-      </w:r>
-      <w:proofErr w:type="spellStart"/>
+      <w:r>
+        <w:t xml:space="preserve">, </w:t>
+      </w:r>
       <w:r>
         <w:rPr>
           <w:rStyle w:val="HTMLCode"/>
         </w:rPr>
         <w:t>buyer_name</w:t>
       </w:r>
-      <w:proofErr w:type="spellEnd"/>
-      <w:r>
-        <w:t xml:space="preserve">, </w:t>
-      </w:r>
-      <w:proofErr w:type="spellStart"/>
+      <w:r>
+        <w:t xml:space="preserve">, </w:t>
+      </w:r>
       <w:r>
         <w:rPr>
           <w:rStyle w:val="HTMLCode"/>
         </w:rPr>
         <w:t>property_price</w:t>
       </w:r>
-      <w:proofErr w:type="spellEnd"/>
-      <w:r>
-        <w:t xml:space="preserve">, </w:t>
-      </w:r>
-      <w:proofErr w:type="spellStart"/>
+      <w:r>
+        <w:t xml:space="preserve">, </w:t>
+      </w:r>
       <w:r>
         <w:rPr>
           <w:rStyle w:val="HTMLCode"/>
         </w:rPr>
         <w:t>agency_commission</w:t>
       </w:r>
-      <w:proofErr w:type="spellEnd"/>
-      <w:r>
-        <w:t xml:space="preserve">, </w:t>
-      </w:r>
-      <w:proofErr w:type="spellStart"/>
+      <w:r>
+        <w:t xml:space="preserve">, </w:t>
+      </w:r>
       <w:r>
         <w:rPr>
           <w:rStyle w:val="HTMLCode"/>
         </w:rPr>
         <w:t>transaction_date</w:t>
       </w:r>
-      <w:proofErr w:type="spellEnd"/>
       <w:r>
         <w:t>)</w:t>
       </w:r>
@@ -1286,14 +1099,12 @@
       <w:r>
         <w:t xml:space="preserve"> [PK], </w:t>
       </w:r>
-      <w:proofErr w:type="spellStart"/>
       <w:r>
         <w:rPr>
           <w:rStyle w:val="HTMLCode"/>
         </w:rPr>
         <w:t>customer_name</w:t>
       </w:r>
-      <w:proofErr w:type="spellEnd"/>
       <w:r>
         <w:t xml:space="preserve">, </w:t>
       </w:r>
@@ -1306,25 +1117,21 @@
       <w:r>
         <w:t xml:space="preserve">, </w:t>
       </w:r>
-      <w:proofErr w:type="spellStart"/>
       <w:r>
         <w:rPr>
           <w:rStyle w:val="HTMLCode"/>
         </w:rPr>
         <w:t>meeting_date</w:t>
       </w:r>
-      <w:proofErr w:type="spellEnd"/>
-      <w:r>
-        <w:t xml:space="preserve">, </w:t>
-      </w:r>
-      <w:proofErr w:type="spellStart"/>
+      <w:r>
+        <w:t xml:space="preserve">, </w:t>
+      </w:r>
       <w:r>
         <w:rPr>
           <w:rStyle w:val="HTMLCode"/>
         </w:rPr>
         <w:t>meeting_time</w:t>
       </w:r>
-      <w:proofErr w:type="spellEnd"/>
       <w:r>
         <w:t xml:space="preserve">, </w:t>
       </w:r>
@@ -1400,25 +1207,21 @@
       <w:r>
         <w:t xml:space="preserve">, </w:t>
       </w:r>
-      <w:proofErr w:type="spellStart"/>
       <w:r>
         <w:rPr>
           <w:rStyle w:val="HTMLCode"/>
         </w:rPr>
         <w:t>owner_name</w:t>
       </w:r>
-      <w:proofErr w:type="spellEnd"/>
       <w:r>
         <w:t xml:space="preserve"> and </w:t>
       </w:r>
-      <w:proofErr w:type="spellStart"/>
       <w:r>
         <w:rPr>
           <w:rStyle w:val="HTMLCode"/>
         </w:rPr>
         <w:t>owner_phone</w:t>
       </w:r>
-      <w:proofErr w:type="spellEnd"/>
       <w:r>
         <w:t xml:space="preserve"> depended on the owner, not the property.</w:t>
       </w:r>
@@ -1443,25 +1246,21 @@
       <w:r>
         <w:t xml:space="preserve">, </w:t>
       </w:r>
-      <w:proofErr w:type="spellStart"/>
       <w:r>
         <w:rPr>
           <w:rStyle w:val="HTMLCode"/>
         </w:rPr>
         <w:t>seller_name</w:t>
       </w:r>
-      <w:proofErr w:type="spellEnd"/>
       <w:r>
         <w:t xml:space="preserve"> and </w:t>
       </w:r>
-      <w:proofErr w:type="spellStart"/>
       <w:r>
         <w:rPr>
           <w:rStyle w:val="HTMLCode"/>
         </w:rPr>
         <w:t>buyer_name</w:t>
       </w:r>
-      <w:proofErr w:type="spellEnd"/>
       <w:r>
         <w:t xml:space="preserve"> depended on the clients, not the transaction.</w:t>
       </w:r>
@@ -1486,14 +1285,12 @@
       <w:r>
         <w:t xml:space="preserve">, </w:t>
       </w:r>
-      <w:proofErr w:type="spellStart"/>
       <w:r>
         <w:rPr>
           <w:rStyle w:val="HTMLCode"/>
         </w:rPr>
         <w:t>customer_name</w:t>
       </w:r>
-      <w:proofErr w:type="spellEnd"/>
       <w:r>
         <w:t xml:space="preserve"> and </w:t>
       </w:r>
@@ -1541,6 +1338,7 @@
           <w:b/>
           <w:bCs/>
         </w:rPr>
+        <w:lastRenderedPageBreak/>
         <w:t>Customers:</w:t>
       </w:r>
       <w:r>
@@ -1601,14 +1399,12 @@
       <w:r>
         <w:t xml:space="preserve"> [PK], </w:t>
       </w:r>
-      <w:proofErr w:type="spellStart"/>
       <w:r>
         <w:rPr>
           <w:rStyle w:val="HTMLCode"/>
         </w:rPr>
         <w:t>property_type</w:t>
       </w:r>
-      <w:proofErr w:type="spellEnd"/>
       <w:r>
         <w:t xml:space="preserve">, </w:t>
       </w:r>
@@ -1657,14 +1453,12 @@
       <w:r>
         <w:t xml:space="preserve">, </w:t>
       </w:r>
-      <w:proofErr w:type="spellStart"/>
       <w:r>
         <w:rPr>
           <w:rStyle w:val="HTMLCode"/>
         </w:rPr>
         <w:t>owner_id</w:t>
       </w:r>
-      <w:proofErr w:type="spellEnd"/>
       <w:r>
         <w:t xml:space="preserve"> [FK])</w:t>
       </w:r>
@@ -1696,86 +1490,66 @@
       <w:r>
         <w:t xml:space="preserve"> [PK], </w:t>
       </w:r>
-      <w:proofErr w:type="spellStart"/>
       <w:r>
         <w:rPr>
           <w:rStyle w:val="HTMLCode"/>
         </w:rPr>
         <w:t>property_id</w:t>
       </w:r>
-      <w:proofErr w:type="spellEnd"/>
       <w:r>
         <w:t xml:space="preserve"> [FK], </w:t>
       </w:r>
-      <w:proofErr w:type="spellStart"/>
       <w:r>
         <w:rPr>
           <w:rStyle w:val="HTMLCode"/>
         </w:rPr>
         <w:t>transaction_type</w:t>
       </w:r>
-      <w:proofErr w:type="spellEnd"/>
-      <w:r>
-        <w:t xml:space="preserve">, </w:t>
-      </w:r>
-      <w:proofErr w:type="spellStart"/>
+      <w:r>
+        <w:t xml:space="preserve">, </w:t>
+      </w:r>
       <w:r>
         <w:rPr>
           <w:rStyle w:val="HTMLCode"/>
         </w:rPr>
         <w:t>seller_id</w:t>
       </w:r>
-      <w:proofErr w:type="spellEnd"/>
       <w:r>
         <w:t xml:space="preserve"> [FK], </w:t>
       </w:r>
-      <w:proofErr w:type="spellStart"/>
-      <w:r>
-        <w:rPr>
-          <w:rStyle w:val="HTMLCode"/>
-        </w:rPr>
-        <w:t>buyer_</w:t>
-      </w:r>
-      <w:r>
-        <w:rPr>
-          <w:rStyle w:val="HTMLCode"/>
-        </w:rPr>
-        <w:t>id</w:t>
-      </w:r>
-      <w:proofErr w:type="spellEnd"/>
+      <w:r>
+        <w:rPr>
+          <w:rStyle w:val="HTMLCode"/>
+        </w:rPr>
+        <w:t>buyer_id</w:t>
+      </w:r>
       <w:r>
         <w:t xml:space="preserve"> [FK], </w:t>
       </w:r>
-      <w:proofErr w:type="spellStart"/>
       <w:r>
         <w:rPr>
           <w:rStyle w:val="HTMLCode"/>
         </w:rPr>
         <w:t>property_price</w:t>
       </w:r>
-      <w:proofErr w:type="spellEnd"/>
-      <w:r>
-        <w:t xml:space="preserve">, </w:t>
-      </w:r>
-      <w:proofErr w:type="spellStart"/>
+      <w:r>
+        <w:t xml:space="preserve">, </w:t>
+      </w:r>
       <w:r>
         <w:rPr>
           <w:rStyle w:val="HTMLCode"/>
         </w:rPr>
         <w:t>agency_commission</w:t>
       </w:r>
-      <w:proofErr w:type="spellEnd"/>
-      <w:r>
-        <w:t xml:space="preserve">, </w:t>
-      </w:r>
-      <w:proofErr w:type="spellStart"/>
+      <w:r>
+        <w:t xml:space="preserve">, </w:t>
+      </w:r>
       <w:r>
         <w:rPr>
           <w:rStyle w:val="HTMLCode"/>
         </w:rPr>
         <w:t>transaction_date</w:t>
       </w:r>
-      <w:proofErr w:type="spellEnd"/>
       <w:r>
         <w:t>)</w:t>
       </w:r>
@@ -1807,36 +1581,30 @@
       <w:r>
         <w:t xml:space="preserve"> [PK], </w:t>
       </w:r>
-      <w:proofErr w:type="spellStart"/>
       <w:r>
         <w:rPr>
           <w:rStyle w:val="HTMLCode"/>
         </w:rPr>
         <w:t>customer_id</w:t>
       </w:r>
-      <w:proofErr w:type="spellEnd"/>
       <w:r>
         <w:t xml:space="preserve"> [FK], </w:t>
       </w:r>
-      <w:proofErr w:type="spellStart"/>
       <w:r>
         <w:rPr>
           <w:rStyle w:val="HTMLCode"/>
         </w:rPr>
         <w:t>meeting_date</w:t>
       </w:r>
-      <w:proofErr w:type="spellEnd"/>
-      <w:r>
-        <w:t xml:space="preserve">, </w:t>
-      </w:r>
-      <w:proofErr w:type="spellStart"/>
+      <w:r>
+        <w:t xml:space="preserve">, </w:t>
+      </w:r>
       <w:r>
         <w:rPr>
           <w:rStyle w:val="HTMLCode"/>
         </w:rPr>
         <w:t>meeting_time</w:t>
       </w:r>
-      <w:proofErr w:type="spellEnd"/>
       <w:r>
         <w:t xml:space="preserve">, </w:t>
       </w:r>
@@ -1864,15 +1632,7 @@
         <w:pStyle w:val="Heading4"/>
       </w:pPr>
       <w:r>
-        <w:t>Stage 4: Boyce-</w:t>
-      </w:r>
-      <w:proofErr w:type="spellStart"/>
-      <w:r>
-        <w:t>Codd</w:t>
-      </w:r>
-      <w:proofErr w:type="spellEnd"/>
-      <w:r>
-        <w:t xml:space="preserve"> Normal Form (BCNF)</w:t>
+        <w:t>Stage 4: Boyce-Codd Normal Form (BCNF)</w:t>
       </w:r>
     </w:p>
     <w:p>
@@ -1887,15 +1647,7 @@
         <w:t>Rule:</w:t>
       </w:r>
       <w:r>
-        <w:t xml:space="preserve"> The database must be in 3NF, and for every functional dependency (X → Y), X must be a </w:t>
-      </w:r>
-      <w:proofErr w:type="spellStart"/>
-      <w:r>
-        <w:t>superkey</w:t>
-      </w:r>
-      <w:proofErr w:type="spellEnd"/>
-      <w:r>
-        <w:t xml:space="preserve">. BCNF strictly addresses anomalies in tables that have multiple overlapping candidate keys. </w:t>
+        <w:t xml:space="preserve"> The database must be in 3NF, and for every functional dependency (X → Y), X must be a superkey. BCNF strictly addresses anomalies in tables that have multiple overlapping candidate keys. </w:t>
       </w:r>
       <w:r>
         <w:rPr>
@@ -1905,11 +1657,7 @@
         <w:t>Process:</w:t>
       </w:r>
       <w:r>
-        <w:t xml:space="preserve"> After normalizing the tables to 3NF, we evaluated them for BCNF compliance. </w:t>
-      </w:r>
-      <w:r>
-        <w:lastRenderedPageBreak/>
-        <w:t xml:space="preserve">Since every table relies solely on a single, unique </w:t>
+        <w:t xml:space="preserve"> After normalizing the tables to 3NF, we evaluated them for BCNF compliance. Since every table relies solely on a single, unique </w:t>
       </w:r>
       <w:r>
         <w:rPr>
@@ -2016,14 +1764,12 @@
       <w:r>
         <w:t xml:space="preserve"> [PK], </w:t>
       </w:r>
-      <w:proofErr w:type="spellStart"/>
       <w:r>
         <w:rPr>
           <w:rStyle w:val="HTMLCode"/>
         </w:rPr>
         <w:t>property_type</w:t>
       </w:r>
-      <w:proofErr w:type="spellEnd"/>
       <w:r>
         <w:t xml:space="preserve">, </w:t>
       </w:r>
@@ -2072,14 +1818,12 @@
       <w:r>
         <w:t xml:space="preserve">, </w:t>
       </w:r>
-      <w:proofErr w:type="spellStart"/>
       <w:r>
         <w:rPr>
           <w:rStyle w:val="HTMLCode"/>
         </w:rPr>
         <w:t>owner_id</w:t>
       </w:r>
-      <w:proofErr w:type="spellEnd"/>
       <w:r>
         <w:t xml:space="preserve"> [FK])</w:t>
       </w:r>
@@ -2111,86 +1855,66 @@
       <w:r>
         <w:t xml:space="preserve"> [PK], </w:t>
       </w:r>
-      <w:proofErr w:type="spellStart"/>
       <w:r>
         <w:rPr>
           <w:rStyle w:val="HTMLCode"/>
         </w:rPr>
         <w:t>property_id</w:t>
       </w:r>
-      <w:proofErr w:type="spellEnd"/>
       <w:r>
         <w:t xml:space="preserve"> [FK], </w:t>
       </w:r>
-      <w:proofErr w:type="spellStart"/>
       <w:r>
         <w:rPr>
           <w:rStyle w:val="HTMLCode"/>
         </w:rPr>
         <w:t>transaction_type</w:t>
       </w:r>
-      <w:proofErr w:type="spellEnd"/>
-      <w:r>
-        <w:t xml:space="preserve">, </w:t>
-      </w:r>
-      <w:proofErr w:type="spellStart"/>
+      <w:r>
+        <w:t xml:space="preserve">, </w:t>
+      </w:r>
       <w:r>
         <w:rPr>
           <w:rStyle w:val="HTMLCode"/>
         </w:rPr>
         <w:t>seller_id</w:t>
       </w:r>
-      <w:proofErr w:type="spellEnd"/>
       <w:r>
         <w:t xml:space="preserve"> [FK], </w:t>
       </w:r>
-      <w:proofErr w:type="spellStart"/>
-      <w:r>
-        <w:rPr>
-          <w:rStyle w:val="HTMLCode"/>
-        </w:rPr>
-        <w:t>buyer</w:t>
-      </w:r>
-      <w:r>
-        <w:rPr>
-          <w:rStyle w:val="HTMLCode"/>
-        </w:rPr>
-        <w:t>_id</w:t>
-      </w:r>
-      <w:proofErr w:type="spellEnd"/>
+      <w:r>
+        <w:rPr>
+          <w:rStyle w:val="HTMLCode"/>
+        </w:rPr>
+        <w:t>buyer_id</w:t>
+      </w:r>
       <w:r>
         <w:t xml:space="preserve"> [FK], </w:t>
       </w:r>
-      <w:proofErr w:type="spellStart"/>
       <w:r>
         <w:rPr>
           <w:rStyle w:val="HTMLCode"/>
         </w:rPr>
         <w:t>property_price</w:t>
       </w:r>
-      <w:proofErr w:type="spellEnd"/>
-      <w:r>
-        <w:t xml:space="preserve">, </w:t>
-      </w:r>
-      <w:proofErr w:type="spellStart"/>
+      <w:r>
+        <w:t xml:space="preserve">, </w:t>
+      </w:r>
       <w:r>
         <w:rPr>
           <w:rStyle w:val="HTMLCode"/>
         </w:rPr>
         <w:t>agency_commission</w:t>
       </w:r>
-      <w:proofErr w:type="spellEnd"/>
-      <w:r>
-        <w:t xml:space="preserve">, </w:t>
-      </w:r>
-      <w:proofErr w:type="spellStart"/>
+      <w:r>
+        <w:t xml:space="preserve">, </w:t>
+      </w:r>
       <w:r>
         <w:rPr>
           <w:rStyle w:val="HTMLCode"/>
         </w:rPr>
         <w:t>transaction_date</w:t>
       </w:r>
-      <w:proofErr w:type="spellEnd"/>
       <w:r>
         <w:t>)</w:t>
       </w:r>
@@ -2220,43 +1944,32 @@
         <w:t>id</w:t>
       </w:r>
       <w:r>
-        <w:t xml:space="preserve"> [P</w:t>
-      </w:r>
-      <w:bookmarkStart w:id="0" w:name="_GoBack"/>
-      <w:bookmarkEnd w:id="0"/>
-      <w:r>
-        <w:t xml:space="preserve">K], </w:t>
-      </w:r>
-      <w:proofErr w:type="spellStart"/>
+        <w:t xml:space="preserve"> [PK], </w:t>
+      </w:r>
       <w:r>
         <w:rPr>
           <w:rStyle w:val="HTMLCode"/>
         </w:rPr>
         <w:t>customer_id</w:t>
       </w:r>
-      <w:proofErr w:type="spellEnd"/>
       <w:r>
         <w:t xml:space="preserve"> [FK], </w:t>
       </w:r>
-      <w:proofErr w:type="spellStart"/>
       <w:r>
         <w:rPr>
           <w:rStyle w:val="HTMLCode"/>
         </w:rPr>
         <w:t>meeting_date</w:t>
       </w:r>
-      <w:proofErr w:type="spellEnd"/>
-      <w:r>
-        <w:t xml:space="preserve">, </w:t>
-      </w:r>
-      <w:proofErr w:type="spellStart"/>
+      <w:r>
+        <w:t xml:space="preserve">, </w:t>
+      </w:r>
       <w:r>
         <w:rPr>
           <w:rStyle w:val="HTMLCode"/>
         </w:rPr>
         <w:t>meeting_time</w:t>
       </w:r>
-      <w:proofErr w:type="spellEnd"/>
       <w:r>
         <w:t xml:space="preserve">, </w:t>
       </w:r>
